--- a/Soc2Type2-chatgpt/Review_Output_2026-10-12_Final/01_Reviewed_Policies/38 - Data Privacy Policy.docx
+++ b/Soc2Type2-chatgpt/Review_Output_2026-10-12_Final/01_Reviewed_Policies/38 - Data Privacy Policy.docx
@@ -5,726 +5,119 @@
   <w:body>
     <w:p>
       <w:pPr>
-        <w:widowControl w:val="1"/>
-        <w:spacing w:after="0" w:line="240" w:lineRule="auto"/>
-        <w:rPr>
-          <w:rFonts w:ascii="Arial" w:cs="Arial" w:eastAsia="Arial" w:hAnsi="Arial"/>
-          <w:sz w:val="20"/>
-          <w:szCs w:val="20"/>
-        </w:rPr>
+        <w:jc w:val="center"/>
       </w:pPr>
       <w:r>
         <w:rPr>
-          <w:rtl w:val="0"/>
+          <w:b/>
+          <w:sz w:val="18"/>
         </w:rPr>
+        <w:t>DRAFT — OWNER VALIDATION AND AUTHORIZED APPROVAL REQUIRED</w:t>
       </w:r>
     </w:p>
     <w:p>
       <w:pPr>
-        <w:widowControl w:val="1"/>
-        <w:spacing w:after="0" w:line="240" w:lineRule="auto"/>
-        <w:rPr>
-          <w:rFonts w:ascii="Arial" w:cs="Arial" w:eastAsia="Arial" w:hAnsi="Arial"/>
-          <w:sz w:val="20"/>
-          <w:szCs w:val="20"/>
-        </w:rPr>
+        <w:pStyle w:val="Title"/>
+        <w:jc w:val="center"/>
       </w:pPr>
       <w:r>
-        <w:rPr>
-          <w:rtl w:val="0"/>
-        </w:rPr>
-      </w:r>
-    </w:p>
-    <w:p>
-      <w:pPr>
-        <w:widowControl w:val="1"/>
-        <w:spacing w:after="0" w:line="240" w:lineRule="auto"/>
-        <w:rPr>
-          <w:rFonts w:ascii="Verdana" w:cs="Verdana" w:eastAsia="Verdana" w:hAnsi="Verdana"/>
-          <w:b w:val="1"/>
-          <w:sz w:val="20"/>
-          <w:szCs w:val="20"/>
-        </w:rPr>
-      </w:pPr>
-      <w:r>
-        <w:rPr>
-          <w:rtl w:val="0"/>
-        </w:rPr>
-      </w:r>
-    </w:p>
-    <w:p>
-      <w:pPr>
-        <w:widowControl w:val="1"/>
-        <w:pBdr>
-          <w:bottom w:color="000000" w:space="2" w:sz="18" w:val="single"/>
-        </w:pBdr>
-        <w:shd w:fill="000099" w:val="clear"/>
-        <w:tabs>
-          <w:tab w:val="left" w:leader="none" w:pos="600"/>
-        </w:tabs>
-        <w:spacing w:after="0" w:line="240" w:lineRule="auto"/>
-        <w:ind w:left="720" w:firstLine="0"/>
-        <w:jc w:val="center"/>
-        <w:rPr>
-          <w:rFonts w:ascii="Verdana" w:cs="Verdana" w:eastAsia="Verdana" w:hAnsi="Verdana"/>
-          <w:b w:val="1"/>
-          <w:color w:val="ffffff"/>
-          <w:sz w:val="32"/>
-          <w:szCs w:val="32"/>
-        </w:rPr>
-      </w:pPr>
-      <w:r>
-        <w:rPr>
-          <w:rFonts w:ascii="Verdana" w:cs="Verdana" w:eastAsia="Verdana" w:hAnsi="Verdana"/>
-          <w:b w:val="1"/>
-          <w:color w:val="ffffff"/>
-          <w:sz w:val="32"/>
-          <w:szCs w:val="32"/>
-          <w:rtl w:val="0"/>
-        </w:rPr>
-        <w:t xml:space="preserve">Employee Privacy Policy</w:t>
-      </w:r>
-    </w:p>
-    <w:p>
-      <w:pPr>
-        <w:widowControl w:val="1"/>
-        <w:spacing w:after="0" w:line="240" w:lineRule="auto"/>
-        <w:jc w:val="center"/>
-        <w:rPr>
-          <w:rFonts w:ascii="Verdana" w:cs="Verdana" w:eastAsia="Verdana" w:hAnsi="Verdana"/>
-          <w:b w:val="1"/>
-          <w:sz w:val="20"/>
-          <w:szCs w:val="20"/>
-        </w:rPr>
-      </w:pPr>
-      <w:r>
-        <w:rPr>
-          <w:rtl w:val="0"/>
-        </w:rPr>
-      </w:r>
-    </w:p>
-    <w:p>
-      <w:pPr>
-        <w:widowControl w:val="1"/>
-        <w:spacing w:after="0" w:line="240" w:lineRule="auto"/>
-        <w:jc w:val="center"/>
-        <w:rPr>
-          <w:rFonts w:ascii="Verdana" w:cs="Verdana" w:eastAsia="Verdana" w:hAnsi="Verdana"/>
-          <w:b w:val="1"/>
-          <w:sz w:val="20"/>
-          <w:szCs w:val="20"/>
-        </w:rPr>
-      </w:pPr>
-      <w:r>
-        <w:rPr>
-          <w:rtl w:val="0"/>
-        </w:rPr>
-      </w:r>
-    </w:p>
-    <w:p>
-      <w:pPr>
-        <w:widowControl w:val="1"/>
-        <w:spacing w:after="0" w:line="240" w:lineRule="auto"/>
-        <w:jc w:val="center"/>
-        <w:rPr>
-          <w:rFonts w:ascii="Verdana" w:cs="Verdana" w:eastAsia="Verdana" w:hAnsi="Verdana"/>
-          <w:b w:val="1"/>
-          <w:sz w:val="20"/>
-          <w:szCs w:val="20"/>
-        </w:rPr>
-      </w:pPr>
-      <w:r>
-        <w:rPr>
-          <w:rtl w:val="0"/>
-        </w:rPr>
-      </w:r>
-    </w:p>
-    <w:p>
-      <w:pPr>
-        <w:widowControl w:val="1"/>
-        <w:spacing w:after="0" w:line="240" w:lineRule="auto"/>
-        <w:jc w:val="center"/>
-        <w:rPr>
-          <w:rFonts w:ascii="Verdana" w:cs="Verdana" w:eastAsia="Verdana" w:hAnsi="Verdana"/>
-          <w:b w:val="1"/>
-          <w:sz w:val="20"/>
-          <w:szCs w:val="20"/>
-        </w:rPr>
-      </w:pPr>
-      <w:r>
-        <w:rPr>
-          <w:rtl w:val="0"/>
-        </w:rPr>
-      </w:r>
-    </w:p>
-    <w:p>
-      <w:pPr>
-        <w:widowControl w:val="1"/>
-        <w:spacing w:after="0" w:line="240" w:lineRule="auto"/>
-        <w:jc w:val="center"/>
-        <w:rPr>
-          <w:rFonts w:ascii="Verdana" w:cs="Verdana" w:eastAsia="Verdana" w:hAnsi="Verdana"/>
-          <w:b w:val="1"/>
-          <w:sz w:val="20"/>
-          <w:szCs w:val="20"/>
-        </w:rPr>
-      </w:pPr>
-      <w:r>
-        <w:rPr>
-          <w:rtl w:val="0"/>
-        </w:rPr>
-      </w:r>
-    </w:p>
-    <w:p>
-      <w:pPr>
-        <w:widowControl w:val="1"/>
-        <w:spacing w:after="0" w:line="240" w:lineRule="auto"/>
-        <w:jc w:val="center"/>
-        <w:rPr>
-          <w:rFonts w:ascii="Verdana" w:cs="Verdana" w:eastAsia="Verdana" w:hAnsi="Verdana"/>
-          <w:b w:val="1"/>
-          <w:sz w:val="20"/>
-          <w:szCs w:val="20"/>
-        </w:rPr>
-      </w:pPr>
-      <w:r>
-        <w:rPr>
-          <w:rtl w:val="0"/>
-        </w:rPr>
-      </w:r>
-    </w:p>
-    <w:p>
-      <w:pPr>
-        <w:spacing w:after="0" w:line="240" w:lineRule="auto"/>
-        <w:jc w:val="center"/>
-        <w:rPr>
-          <w:rFonts w:ascii="Verdana" w:cs="Verdana" w:eastAsia="Verdana" w:hAnsi="Verdana"/>
-          <w:b w:val="1"/>
-          <w:sz w:val="20"/>
-          <w:szCs w:val="20"/>
-        </w:rPr>
-      </w:pPr>
-      <w:r>
-        <w:rPr>
-          <w:rFonts w:ascii="Helvetica Neue" w:cs="Helvetica Neue" w:eastAsia="Helvetica Neue" w:hAnsi="Helvetica Neue"/>
-          <w:sz w:val="22"/>
-          <w:szCs w:val="22"/>
-        </w:rPr>
-        <w:drawing>
-          <wp:inline distB="114300" distT="114300" distL="114300" distR="114300">
-            <wp:extent cx="1440000" cy="556800"/>
-            <wp:effectExtent b="0" l="0" r="0" t="0"/>
-            <wp:docPr id="170" name="image2.png"/>
-            <a:graphic>
-              <a:graphicData uri="http://schemas.openxmlformats.org/drawingml/2006/picture">
-                <pic:pic>
-                  <pic:nvPicPr>
-                    <pic:cNvPr id="0" name="image2.png"/>
-                    <pic:cNvPicPr preferRelativeResize="0"/>
-                  </pic:nvPicPr>
-                  <pic:blipFill>
-                    <a:blip r:embed="rId7"/>
-                    <a:srcRect b="0" l="0" r="0" t="0"/>
-                    <a:stretch>
-                      <a:fillRect/>
-                    </a:stretch>
-                  </pic:blipFill>
-                  <pic:spPr>
-                    <a:xfrm>
-                      <a:off x="0" y="0"/>
-                      <a:ext cx="1440000" cy="556800"/>
-                    </a:xfrm>
-                    <a:prstGeom prst="rect"/>
-                    <a:ln/>
-                  </pic:spPr>
-                </pic:pic>
-              </a:graphicData>
-            </a:graphic>
-          </wp:inline>
-        </w:drawing>
-      </w:r>
-      <w:r>
-        <w:rPr>
-          <w:rtl w:val="0"/>
-        </w:rPr>
-      </w:r>
-    </w:p>
-    <w:p>
-      <w:pPr>
-        <w:widowControl w:val="1"/>
-        <w:spacing w:after="0" w:line="240" w:lineRule="auto"/>
-        <w:jc w:val="center"/>
-        <w:rPr>
-          <w:rFonts w:ascii="Verdana" w:cs="Verdana" w:eastAsia="Verdana" w:hAnsi="Verdana"/>
-          <w:b w:val="1"/>
-          <w:sz w:val="20"/>
-          <w:szCs w:val="20"/>
-        </w:rPr>
-      </w:pPr>
-      <w:r>
-        <w:rPr>
-          <w:rtl w:val="0"/>
-        </w:rPr>
-      </w:r>
-    </w:p>
-    <w:p>
-      <w:pPr>
-        <w:widowControl w:val="1"/>
-        <w:spacing w:after="0" w:line="240" w:lineRule="auto"/>
-        <w:jc w:val="center"/>
-        <w:rPr>
-          <w:rFonts w:ascii="Verdana" w:cs="Verdana" w:eastAsia="Verdana" w:hAnsi="Verdana"/>
-          <w:b w:val="1"/>
-          <w:sz w:val="20"/>
-          <w:szCs w:val="20"/>
-        </w:rPr>
-      </w:pPr>
-      <w:r>
-        <w:rPr>
-          <w:rtl w:val="0"/>
-        </w:rPr>
-      </w:r>
-    </w:p>
-    <w:p>
-      <w:pPr>
-        <w:widowControl w:val="1"/>
-        <w:spacing w:after="0" w:line="240" w:lineRule="auto"/>
-        <w:jc w:val="center"/>
-        <w:rPr>
-          <w:rFonts w:ascii="Verdana" w:cs="Verdana" w:eastAsia="Verdana" w:hAnsi="Verdana"/>
-          <w:b w:val="1"/>
-          <w:sz w:val="20"/>
-          <w:szCs w:val="20"/>
-        </w:rPr>
-      </w:pPr>
-      <w:r>
-        <w:rPr>
-          <w:rtl w:val="0"/>
-        </w:rPr>
-      </w:r>
-    </w:p>
-    <w:p>
-      <w:pPr>
-        <w:widowControl w:val="1"/>
-        <w:spacing w:after="0" w:line="240" w:lineRule="auto"/>
-        <w:jc w:val="center"/>
-        <w:rPr>
-          <w:rFonts w:ascii="Verdana" w:cs="Verdana" w:eastAsia="Verdana" w:hAnsi="Verdana"/>
-          <w:b w:val="1"/>
-          <w:sz w:val="20"/>
-          <w:szCs w:val="20"/>
-        </w:rPr>
-      </w:pPr>
-      <w:r>
-        <w:rPr>
-          <w:rtl w:val="0"/>
-        </w:rPr>
-      </w:r>
-    </w:p>
-    <w:p>
-      <w:pPr>
-        <w:widowControl w:val="1"/>
-        <w:spacing w:after="0" w:line="240" w:lineRule="auto"/>
-        <w:jc w:val="center"/>
-        <w:rPr>
-          <w:rFonts w:ascii="Verdana" w:cs="Verdana" w:eastAsia="Verdana" w:hAnsi="Verdana"/>
-          <w:b w:val="1"/>
-          <w:sz w:val="20"/>
-          <w:szCs w:val="20"/>
-        </w:rPr>
-      </w:pPr>
-      <w:r>
-        <w:rPr>
-          <w:rtl w:val="0"/>
-        </w:rPr>
-      </w:r>
-    </w:p>
-    <w:p>
-      <w:pPr>
-        <w:widowControl w:val="1"/>
-        <w:spacing w:after="0" w:line="240" w:lineRule="auto"/>
-        <w:jc w:val="center"/>
-        <w:rPr>
-          <w:rFonts w:ascii="Verdana" w:cs="Verdana" w:eastAsia="Verdana" w:hAnsi="Verdana"/>
-          <w:b w:val="1"/>
-          <w:sz w:val="20"/>
-          <w:szCs w:val="20"/>
-        </w:rPr>
-      </w:pPr>
-      <w:r>
-        <w:rPr>
-          <w:rtl w:val="0"/>
-        </w:rPr>
+        <w:t>DATA PRIVACY POLICY</w:t>
       </w:r>
     </w:p>
     <w:tbl>
       <w:tblPr>
-        <w:tblStyle w:val="Table1"/>
-        <w:tblW w:w="5610.0" w:type="dxa"/>
-        <w:jc w:val="center"/>
-        <w:tblBorders>
-          <w:top w:color="ffffff" w:space="0" w:sz="4" w:val="single"/>
-          <w:left w:color="ffffff" w:space="0" w:sz="4" w:val="single"/>
-          <w:bottom w:color="ffffff" w:space="0" w:sz="4" w:val="single"/>
-          <w:right w:color="ffffff" w:space="0" w:sz="4" w:val="single"/>
-          <w:insideH w:color="ffffff" w:space="0" w:sz="4" w:val="single"/>
-          <w:insideV w:color="ffffff" w:space="0" w:sz="4" w:val="single"/>
-        </w:tblBorders>
-        <w:tblLayout w:type="fixed"/>
-        <w:tblLook w:val="0000"/>
+        <w:tblStyle w:val="TableGrid"/>
+        <w:tblW w:type="auto" w:w="0"/>
+        <w:tblLook w:firstColumn="1" w:firstRow="1" w:lastColumn="0" w:lastRow="0" w:noHBand="0" w:noVBand="1" w:val="04A0"/>
       </w:tblPr>
       <w:tblGrid>
-        <w:gridCol w:w="5610"/>
-        <w:tblGridChange w:id="0">
-          <w:tblGrid>
-            <w:gridCol w:w="5610"/>
-          </w:tblGrid>
-        </w:tblGridChange>
+        <w:gridCol w:w="4961"/>
+        <w:gridCol w:w="4961"/>
       </w:tblGrid>
       <w:tr>
-        <w:trPr>
-          <w:cantSplit w:val="0"/>
-          <w:tblHeader w:val="0"/>
-        </w:trPr>
         <w:tc>
           <w:tcPr>
-            <w:tcBorders>
-              <w:bottom w:color="ffffff" w:space="0" w:sz="4" w:val="single"/>
-            </w:tcBorders>
-            <w:shd w:fill="ffffff" w:val="clear"/>
-            <w:tcMar>
-              <w:top w:w="0.0" w:type="dxa"/>
-              <w:left w:w="108.0" w:type="dxa"/>
-              <w:bottom w:w="0.0" w:type="dxa"/>
-              <w:right w:w="108.0" w:type="dxa"/>
-            </w:tcMar>
-            <w:vAlign w:val="center"/>
+            <w:tcW w:type="dxa" w:w="4961"/>
           </w:tcPr>
           <w:p>
-            <w:pPr>
-              <w:widowControl w:val="1"/>
-              <w:tabs>
-                <w:tab w:val="left" w:leader="none" w:pos="90"/>
-              </w:tabs>
-              <w:spacing w:after="0" w:line="240" w:lineRule="auto"/>
-              <w:jc w:val="center"/>
-              <w:rPr>
-                <w:rFonts w:ascii="Verdana" w:cs="Verdana" w:eastAsia="Verdana" w:hAnsi="Verdana"/>
-                <w:sz w:val="20"/>
-                <w:szCs w:val="20"/>
-              </w:rPr>
-            </w:pPr>
             <w:r>
-              <w:rPr>
-                <w:rFonts w:ascii="Verdana" w:cs="Verdana" w:eastAsia="Verdana" w:hAnsi="Verdana"/>
-                <w:sz w:val="20"/>
-                <w:szCs w:val="20"/>
-                <w:rtl w:val="0"/>
-              </w:rPr>
-              <w:t xml:space="preserve">DOCUMENT</w:t>
+              <w:t>Document owner</w:t>
+            </w:r>
+          </w:p>
+        </w:tc>
+        <w:tc>
+          <w:tcPr>
+            <w:tcW w:type="dxa" w:w="4961"/>
+          </w:tcPr>
+          <w:p>
+            <w:r>
+              <w:t>Assign by management</w:t>
             </w:r>
           </w:p>
         </w:tc>
       </w:tr>
       <w:tr>
-        <w:trPr>
-          <w:cantSplit w:val="0"/>
-          <w:tblHeader w:val="0"/>
-        </w:trPr>
         <w:tc>
           <w:tcPr>
-            <w:tcBorders>
-              <w:bottom w:color="ffffff" w:space="0" w:sz="4" w:val="single"/>
-            </w:tcBorders>
-            <w:shd w:fill="ffffff" w:val="clear"/>
-            <w:tcMar>
-              <w:top w:w="0.0" w:type="dxa"/>
-              <w:left w:w="108.0" w:type="dxa"/>
-              <w:bottom w:w="0.0" w:type="dxa"/>
-              <w:right w:w="108.0" w:type="dxa"/>
-            </w:tcMar>
-            <w:vAlign w:val="center"/>
+            <w:tcW w:type="dxa" w:w="4961"/>
           </w:tcPr>
           <w:p>
-            <w:pPr>
-              <w:widowControl w:val="1"/>
-              <w:tabs>
-                <w:tab w:val="left" w:leader="none" w:pos="90"/>
-              </w:tabs>
-              <w:spacing w:after="0" w:line="240" w:lineRule="auto"/>
-              <w:jc w:val="center"/>
-              <w:rPr>
-                <w:rFonts w:ascii="Verdana" w:cs="Verdana" w:eastAsia="Verdana" w:hAnsi="Verdana"/>
-                <w:sz w:val="20"/>
-                <w:szCs w:val="20"/>
-              </w:rPr>
-            </w:pPr>
             <w:r>
-              <w:rPr>
-                <w:rtl w:val="0"/>
-              </w:rPr>
+              <w:t>Version</w:t>
+            </w:r>
+          </w:p>
+        </w:tc>
+        <w:tc>
+          <w:tcPr>
+            <w:tcW w:type="dxa" w:w="4961"/>
+          </w:tcPr>
+          <w:p>
+            <w:r>
+              <w:t>Assign after review</w:t>
             </w:r>
           </w:p>
         </w:tc>
       </w:tr>
       <w:tr>
-        <w:trPr>
-          <w:cantSplit w:val="0"/>
-          <w:trHeight w:val="458" w:hRule="atLeast"/>
-          <w:tblHeader w:val="0"/>
-        </w:trPr>
         <w:tc>
           <w:tcPr>
-            <w:tcBorders>
-              <w:top w:color="ffffff" w:space="0" w:sz="4" w:val="single"/>
-            </w:tcBorders>
-            <w:shd w:fill="ffffff" w:val="clear"/>
-            <w:tcMar>
-              <w:top w:w="0.0" w:type="dxa"/>
-              <w:left w:w="108.0" w:type="dxa"/>
-              <w:bottom w:w="0.0" w:type="dxa"/>
-              <w:right w:w="108.0" w:type="dxa"/>
-            </w:tcMar>
-            <w:vAlign w:val="center"/>
+            <w:tcW w:type="dxa" w:w="4961"/>
           </w:tcPr>
           <w:p>
-            <w:pPr>
-              <w:widowControl w:val="1"/>
-              <w:spacing w:after="0" w:line="240" w:lineRule="auto"/>
-              <w:jc w:val="center"/>
-              <w:rPr>
-                <w:rFonts w:ascii="Verdana" w:cs="Verdana" w:eastAsia="Verdana" w:hAnsi="Verdana"/>
-                <w:b w:val="1"/>
-                <w:sz w:val="20"/>
-                <w:szCs w:val="20"/>
-              </w:rPr>
-            </w:pPr>
             <w:r>
-              <w:rPr>
-                <w:rFonts w:ascii="Verdana" w:cs="Verdana" w:eastAsia="Verdana" w:hAnsi="Verdana"/>
-                <w:b w:val="1"/>
-                <w:rtl w:val="0"/>
-              </w:rPr>
-              <w:t xml:space="preserve">Employee Privacy Policy</w:t>
+              <w:t>Effective date</w:t>
             </w:r>
+          </w:p>
+        </w:tc>
+        <w:tc>
+          <w:tcPr>
+            <w:tcW w:type="dxa" w:w="4961"/>
+          </w:tcPr>
+          <w:p>
             <w:r>
-              <w:rPr>
-                <w:rtl w:val="0"/>
-              </w:rPr>
+              <w:t>Enter actual authorized date; do not backdate</w:t>
             </w:r>
           </w:p>
         </w:tc>
       </w:tr>
       <w:tr>
-        <w:trPr>
-          <w:cantSplit w:val="0"/>
-          <w:trHeight w:val="450" w:hRule="atLeast"/>
-          <w:tblHeader w:val="0"/>
-        </w:trPr>
         <w:tc>
           <w:tcPr>
-            <w:tcBorders>
-              <w:bottom w:color="ffffff" w:space="0" w:sz="4" w:val="single"/>
-            </w:tcBorders>
-            <w:shd w:fill="ffffff" w:val="clear"/>
-            <w:tcMar>
-              <w:top w:w="0.0" w:type="dxa"/>
-              <w:left w:w="108.0" w:type="dxa"/>
-              <w:bottom w:w="0.0" w:type="dxa"/>
-              <w:right w:w="108.0" w:type="dxa"/>
-            </w:tcMar>
-            <w:vAlign w:val="center"/>
+            <w:tcW w:type="dxa" w:w="4961"/>
           </w:tcPr>
           <w:p>
-            <w:pPr>
-              <w:widowControl w:val="1"/>
-              <w:tabs>
-                <w:tab w:val="left" w:leader="none" w:pos="90"/>
-              </w:tabs>
-              <w:spacing w:after="0" w:line="240" w:lineRule="auto"/>
-              <w:jc w:val="center"/>
-              <w:rPr>
-                <w:rFonts w:ascii="Verdana" w:cs="Verdana" w:eastAsia="Verdana" w:hAnsi="Verdana"/>
-                <w:sz w:val="20"/>
-                <w:szCs w:val="20"/>
-              </w:rPr>
-            </w:pPr>
             <w:r>
-              <w:rPr>
-                <w:rFonts w:ascii="Verdana" w:cs="Verdana" w:eastAsia="Verdana" w:hAnsi="Verdana"/>
-                <w:sz w:val="20"/>
-                <w:szCs w:val="20"/>
-                <w:rtl w:val="0"/>
-              </w:rPr>
-              <w:t xml:space="preserve">PREPARED BY</w:t>
+              <w:t>Approved by</w:t>
             </w:r>
           </w:p>
         </w:tc>
-      </w:tr>
-      <w:tr>
-        <w:trPr>
-          <w:cantSplit w:val="0"/>
-          <w:trHeight w:val="431" w:hRule="atLeast"/>
-          <w:tblHeader w:val="0"/>
-        </w:trPr>
         <w:tc>
           <w:tcPr>
-            <w:tcBorders>
-              <w:top w:color="ffffff" w:space="0" w:sz="4" w:val="single"/>
-            </w:tcBorders>
-            <w:shd w:fill="ffffff" w:val="clear"/>
-            <w:tcMar>
-              <w:top w:w="0.0" w:type="dxa"/>
-              <w:left w:w="108.0" w:type="dxa"/>
-              <w:bottom w:w="0.0" w:type="dxa"/>
-              <w:right w:w="108.0" w:type="dxa"/>
-            </w:tcMar>
-            <w:vAlign w:val="center"/>
+            <w:tcW w:type="dxa" w:w="4961"/>
           </w:tcPr>
           <w:p>
-            <w:pPr>
-              <w:keepLines w:val="1"/>
-              <w:widowControl w:val="1"/>
-              <w:tabs>
-                <w:tab w:val="center" w:leader="none" w:pos="4320"/>
-                <w:tab w:val="right" w:leader="none" w:pos="8640"/>
-                <w:tab w:val="left" w:leader="none" w:pos="90"/>
-              </w:tabs>
-              <w:spacing w:after="0" w:line="240" w:lineRule="auto"/>
-              <w:jc w:val="center"/>
-              <w:rPr>
-                <w:rFonts w:ascii="Verdana" w:cs="Verdana" w:eastAsia="Verdana" w:hAnsi="Verdana"/>
-                <w:sz w:val="20"/>
-                <w:szCs w:val="20"/>
-              </w:rPr>
-            </w:pPr>
             <w:r>
-              <w:rPr>
-                <w:rFonts w:ascii="Verdana" w:cs="Verdana" w:eastAsia="Verdana" w:hAnsi="Verdana"/>
-                <w:b w:val="1"/>
-                <w:sz w:val="20"/>
-                <w:szCs w:val="20"/>
-                <w:rtl w:val="0"/>
-              </w:rPr>
-              <w:t xml:space="preserve">Rajeev Jaiswal</w:t>
-            </w:r>
-            <w:r>
-              <w:rPr>
-                <w:rtl w:val="0"/>
-              </w:rPr>
-            </w:r>
-          </w:p>
-        </w:tc>
-      </w:tr>
-      <w:tr>
-        <w:trPr>
-          <w:cantSplit w:val="0"/>
-          <w:trHeight w:val="468" w:hRule="atLeast"/>
-          <w:tblHeader w:val="0"/>
-        </w:trPr>
-        <w:tc>
-          <w:tcPr>
-            <w:tcBorders>
-              <w:bottom w:color="ffffff" w:space="0" w:sz="4" w:val="single"/>
-            </w:tcBorders>
-            <w:shd w:fill="ffffff" w:val="clear"/>
-            <w:tcMar>
-              <w:top w:w="0.0" w:type="dxa"/>
-              <w:left w:w="108.0" w:type="dxa"/>
-              <w:bottom w:w="0.0" w:type="dxa"/>
-              <w:right w:w="108.0" w:type="dxa"/>
-            </w:tcMar>
-            <w:vAlign w:val="center"/>
-          </w:tcPr>
-          <w:p>
-            <w:pPr>
-              <w:widowControl w:val="1"/>
-              <w:tabs>
-                <w:tab w:val="left" w:leader="none" w:pos="90"/>
-              </w:tabs>
-              <w:spacing w:after="0" w:line="240" w:lineRule="auto"/>
-              <w:jc w:val="center"/>
-              <w:rPr>
-                <w:rFonts w:ascii="Verdana" w:cs="Verdana" w:eastAsia="Verdana" w:hAnsi="Verdana"/>
-                <w:sz w:val="20"/>
-                <w:szCs w:val="20"/>
-              </w:rPr>
-            </w:pPr>
-            <w:r>
-              <w:rPr>
-                <w:rFonts w:ascii="Verdana" w:cs="Verdana" w:eastAsia="Verdana" w:hAnsi="Verdana"/>
-                <w:rtl w:val="0"/>
-              </w:rPr>
-              <w:t xml:space="preserve">LAST UP</w:t>
-            </w:r>
-            <w:r>
-              <w:rPr>
-                <w:rFonts w:ascii="Verdana" w:cs="Verdana" w:eastAsia="Verdana" w:hAnsi="Verdana"/>
-                <w:sz w:val="20"/>
-                <w:szCs w:val="20"/>
-                <w:rtl w:val="0"/>
-              </w:rPr>
-              <w:t xml:space="preserve">DATED DATE</w:t>
-            </w:r>
-          </w:p>
-        </w:tc>
-      </w:tr>
-      <w:tr>
-        <w:trPr>
-          <w:cantSplit w:val="0"/>
-          <w:tblHeader w:val="0"/>
-        </w:trPr>
-        <w:tc>
-          <w:tcPr>
-            <w:tcBorders>
-              <w:top w:color="ffffff" w:space="0" w:sz="4" w:val="single"/>
-            </w:tcBorders>
-            <w:shd w:fill="ffffff" w:val="clear"/>
-            <w:tcMar>
-              <w:top w:w="0.0" w:type="dxa"/>
-              <w:left w:w="108.0" w:type="dxa"/>
-              <w:bottom w:w="0.0" w:type="dxa"/>
-              <w:right w:w="108.0" w:type="dxa"/>
-            </w:tcMar>
-            <w:vAlign w:val="center"/>
-          </w:tcPr>
-          <w:p>
-            <w:pPr>
-              <w:widowControl w:val="1"/>
-              <w:tabs>
-                <w:tab w:val="left" w:leader="none" w:pos="90"/>
-              </w:tabs>
-              <w:spacing w:after="0" w:line="240" w:lineRule="auto"/>
-              <w:jc w:val="center"/>
-              <w:rPr>
-                <w:rFonts w:ascii="Verdana" w:cs="Verdana" w:eastAsia="Verdana" w:hAnsi="Verdana"/>
-                <w:b w:val="1"/>
-                <w:sz w:val="20"/>
-                <w:szCs w:val="20"/>
-              </w:rPr>
-            </w:pPr>
-            <w:r>
-              <w:rPr>
-                <w:rFonts w:ascii="Verdana" w:cs="Verdana" w:eastAsia="Verdana" w:hAnsi="Verdana"/>
-                <w:b w:val="1"/>
-                <w:sz w:val="20"/>
-                <w:szCs w:val="20"/>
-                <w:rtl w:val="0"/>
-              </w:rPr>
-              <w:t xml:space="preserve">June, 202</w:t>
-            </w:r>
-            <w:r>
-              <w:rPr>
-                <w:rFonts w:ascii="Verdana" w:cs="Verdana" w:eastAsia="Verdana" w:hAnsi="Verdana"/>
-                <w:b w:val="1"/>
-                <w:rtl w:val="0"/>
-              </w:rPr>
-              <w:t xml:space="preserve">5</w:t>
-            </w:r>
-            <w:r>
-              <w:rPr>
-                <w:rtl w:val="0"/>
-              </w:rPr>
+              <w:t>Authorized approver to complete</w:t>
             </w:r>
           </w:p>
         </w:tc>
@@ -732,2975 +125,93 @@
     </w:tbl>
     <w:p>
       <w:pPr>
-        <w:widowControl w:val="1"/>
-        <w:spacing w:after="0" w:line="240" w:lineRule="auto"/>
-        <w:jc w:val="center"/>
-        <w:rPr>
-          <w:rFonts w:ascii="Verdana" w:cs="Verdana" w:eastAsia="Verdana" w:hAnsi="Verdana"/>
-          <w:b w:val="1"/>
-          <w:sz w:val="20"/>
-          <w:szCs w:val="20"/>
-        </w:rPr>
+        <w:pStyle w:val="Heading1"/>
       </w:pPr>
       <w:r>
-        <w:rPr>
-          <w:rtl w:val="0"/>
-        </w:rPr>
+        <w:t>1. Purpose and scope</w:t>
       </w:r>
     </w:p>
     <w:p>
-      <w:pPr>
-        <w:widowControl w:val="1"/>
-        <w:spacing w:after="0" w:line="240" w:lineRule="auto"/>
-        <w:jc w:val="center"/>
-        <w:rPr>
-          <w:rFonts w:ascii="Verdana" w:cs="Verdana" w:eastAsia="Verdana" w:hAnsi="Verdana"/>
-          <w:b w:val="1"/>
-          <w:sz w:val="20"/>
-          <w:szCs w:val="20"/>
-        </w:rPr>
-      </w:pPr>
       <w:r>
-        <w:rPr>
-          <w:rtl w:val="0"/>
-        </w:rPr>
+        <w:t>Establish privacy principles for personal information processed by Zediant as a controller, processor, employer, or service provider. Apply applicable law and contract; obtain qualified legal review for jurisdiction-specific requirements.</w:t>
       </w:r>
     </w:p>
     <w:p>
       <w:pPr>
-        <w:widowControl w:val="1"/>
-        <w:spacing w:after="0" w:line="240" w:lineRule="auto"/>
-        <w:jc w:val="center"/>
-        <w:rPr>
-          <w:rFonts w:ascii="Verdana" w:cs="Verdana" w:eastAsia="Verdana" w:hAnsi="Verdana"/>
-          <w:b w:val="1"/>
-          <w:sz w:val="20"/>
-          <w:szCs w:val="20"/>
-        </w:rPr>
+        <w:pStyle w:val="Heading1"/>
       </w:pPr>
       <w:r>
-        <w:rPr>
-          <w:rtl w:val="0"/>
-        </w:rPr>
+        <w:t>2. Privacy principles</w:t>
       </w:r>
     </w:p>
     <w:p>
-      <w:pPr>
-        <w:widowControl w:val="1"/>
-        <w:spacing w:after="0" w:line="240" w:lineRule="auto"/>
-        <w:jc w:val="center"/>
-        <w:rPr>
-          <w:rFonts w:ascii="Verdana" w:cs="Verdana" w:eastAsia="Verdana" w:hAnsi="Verdana"/>
-          <w:b w:val="1"/>
-          <w:sz w:val="20"/>
-          <w:szCs w:val="20"/>
-        </w:rPr>
-      </w:pPr>
       <w:r>
-        <w:rPr>
-          <w:rtl w:val="0"/>
-        </w:rPr>
+        <w:t>Process personal information for defined purposes with an applicable legal basis; provide required notices; collect only what is necessary; maintain accuracy; limit access and retention; protect information; and document accountability. Do not use information for a materially incompatible purpose without review and authorization.</w:t>
       </w:r>
     </w:p>
     <w:p>
       <w:pPr>
-        <w:widowControl w:val="1"/>
-        <w:spacing w:after="0" w:line="240" w:lineRule="auto"/>
-        <w:jc w:val="center"/>
-        <w:rPr>
-          <w:rFonts w:ascii="Verdana" w:cs="Verdana" w:eastAsia="Verdana" w:hAnsi="Verdana"/>
-          <w:b w:val="1"/>
-          <w:sz w:val="20"/>
-          <w:szCs w:val="20"/>
-        </w:rPr>
+        <w:pStyle w:val="Heading1"/>
       </w:pPr>
       <w:r>
-        <w:rPr>
-          <w:rtl w:val="0"/>
-        </w:rPr>
+        <w:t>3. Individual rights and requests</w:t>
       </w:r>
     </w:p>
     <w:p>
-      <w:pPr>
-        <w:widowControl w:val="1"/>
-        <w:spacing w:after="0" w:line="240" w:lineRule="auto"/>
-        <w:jc w:val="center"/>
-        <w:rPr>
-          <w:rFonts w:ascii="Verdana" w:cs="Verdana" w:eastAsia="Verdana" w:hAnsi="Verdana"/>
-          <w:b w:val="1"/>
-          <w:sz w:val="20"/>
-          <w:szCs w:val="20"/>
-        </w:rPr>
-      </w:pPr>
       <w:r>
-        <w:rPr>
-          <w:rtl w:val="0"/>
-        </w:rPr>
+        <w:t>Provide a designated channel for privacy requests. Verify identity proportionately, log the request and dates, determine applicable rights and exceptions with the privacy/legal owner, coordinate across relevant systems and processors, respond within applicable deadlines, and retain the decision and evidence.</w:t>
       </w:r>
     </w:p>
     <w:p>
       <w:pPr>
-        <w:widowControl w:val="1"/>
-        <w:spacing w:after="0" w:line="240" w:lineRule="auto"/>
-        <w:jc w:val="center"/>
-        <w:rPr>
-          <w:rFonts w:ascii="Verdana" w:cs="Verdana" w:eastAsia="Verdana" w:hAnsi="Verdana"/>
-          <w:b w:val="1"/>
-          <w:sz w:val="20"/>
-          <w:szCs w:val="20"/>
-        </w:rPr>
+        <w:pStyle w:val="Heading1"/>
       </w:pPr>
       <w:r>
-        <w:rPr>
-          <w:rtl w:val="0"/>
-        </w:rPr>
+        <w:t>4. Privacy risk and third parties</w:t>
       </w:r>
     </w:p>
     <w:p>
-      <w:pPr>
-        <w:widowControl w:val="1"/>
-        <w:spacing w:after="0" w:line="240" w:lineRule="auto"/>
-        <w:jc w:val="center"/>
-        <w:rPr>
-          <w:rFonts w:ascii="Verdana" w:cs="Verdana" w:eastAsia="Verdana" w:hAnsi="Verdana"/>
-          <w:b w:val="1"/>
-          <w:sz w:val="20"/>
-          <w:szCs w:val="20"/>
-        </w:rPr>
-      </w:pPr>
       <w:r>
-        <w:rPr>
-          <w:rtl w:val="0"/>
-        </w:rPr>
+        <w:t>Assess privacy impacts for new or materially changed processing. Before engaging a processor, document permitted processing, instructions, confidentiality, security, subprocessors, incident notification, assistance with rights requests, retention/deletion, and audit cooperation.</w:t>
       </w:r>
     </w:p>
     <w:p>
       <w:pPr>
-        <w:widowControl w:val="1"/>
-        <w:spacing w:after="0" w:line="240" w:lineRule="auto"/>
-        <w:jc w:val="center"/>
-        <w:rPr>
-          <w:rFonts w:ascii="Verdana" w:cs="Verdana" w:eastAsia="Verdana" w:hAnsi="Verdana"/>
-          <w:b w:val="1"/>
-          <w:sz w:val="20"/>
-          <w:szCs w:val="20"/>
-        </w:rPr>
+        <w:pStyle w:val="Heading1"/>
       </w:pPr>
       <w:r>
-        <w:rPr>
-          <w:rtl w:val="0"/>
-        </w:rPr>
+        <w:t>5. Incidents and retention</w:t>
       </w:r>
     </w:p>
     <w:p>
-      <w:pPr>
-        <w:widowControl w:val="1"/>
-        <w:spacing w:after="0" w:line="240" w:lineRule="auto"/>
-        <w:jc w:val="center"/>
-        <w:rPr>
-          <w:rFonts w:ascii="Verdana" w:cs="Verdana" w:eastAsia="Verdana" w:hAnsi="Verdana"/>
-          <w:b w:val="1"/>
-          <w:sz w:val="20"/>
-          <w:szCs w:val="20"/>
-        </w:rPr>
-      </w:pPr>
       <w:r>
-        <w:rPr>
-          <w:rtl w:val="0"/>
-        </w:rPr>
+        <w:t>Escalate suspected personal-data incidents promptly under incident management. The privacy/legal owner assesses notification duties under applicable law and contract and records the decision. Retain personal information according to the approved schedule and dispose of it securely when no longer required.</w:t>
       </w:r>
     </w:p>
     <w:p>
       <w:pPr>
-        <w:widowControl w:val="1"/>
-        <w:spacing w:after="0" w:line="240" w:lineRule="auto"/>
-        <w:jc w:val="center"/>
-        <w:rPr>
-          <w:rFonts w:ascii="Verdana" w:cs="Verdana" w:eastAsia="Verdana" w:hAnsi="Verdana"/>
-          <w:b w:val="1"/>
-          <w:sz w:val="20"/>
-          <w:szCs w:val="20"/>
-        </w:rPr>
+        <w:pStyle w:val="Heading1"/>
       </w:pPr>
       <w:r>
-        <w:rPr>
-          <w:rtl w:val="0"/>
-        </w:rPr>
+        <w:t>6. Governance and review</w:t>
       </w:r>
     </w:p>
     <w:p>
-      <w:pPr>
-        <w:widowControl w:val="1"/>
-        <w:spacing w:after="0" w:line="240" w:lineRule="auto"/>
-        <w:jc w:val="center"/>
-        <w:rPr>
-          <w:rFonts w:ascii="Verdana" w:cs="Verdana" w:eastAsia="Verdana" w:hAnsi="Verdana"/>
-          <w:b w:val="1"/>
-          <w:sz w:val="20"/>
-          <w:szCs w:val="20"/>
-        </w:rPr>
-      </w:pPr>
       <w:r>
-        <w:rPr>
-          <w:rtl w:val="0"/>
-        </w:rPr>
+        <w:t>Management assigns a privacy owner and ensures appropriate resources. The privacy owner maintains notices, records of processing where required, assessments, requests, processor terms, and incident decisions. Review annually and after material legal or business changes.</w:t>
       </w:r>
     </w:p>
     <w:p>
       <w:pPr>
-        <w:widowControl w:val="1"/>
-        <w:spacing w:after="0" w:line="240" w:lineRule="auto"/>
-        <w:ind w:left="1080" w:firstLine="0"/>
-        <w:rPr>
-          <w:rFonts w:ascii="Verdana" w:cs="Verdana" w:eastAsia="Verdana" w:hAnsi="Verdana"/>
-          <w:b w:val="1"/>
-          <w:sz w:val="20"/>
-          <w:szCs w:val="20"/>
-        </w:rPr>
+        <w:pStyle w:val="Heading1"/>
       </w:pPr>
       <w:r>
-        <w:br w:type="page"/>
-      </w:r>
-      <w:r>
-        <w:rPr>
-          <w:rtl w:val="0"/>
-        </w:rPr>
+        <w:t>Document approval</w:t>
       </w:r>
     </w:p>
     <w:p>
-      <w:pPr>
-        <w:widowControl w:val="1"/>
-        <w:spacing w:after="0" w:line="240" w:lineRule="auto"/>
-        <w:jc w:val="center"/>
-        <w:rPr>
-          <w:rFonts w:ascii="Verdana" w:cs="Verdana" w:eastAsia="Verdana" w:hAnsi="Verdana"/>
-          <w:b w:val="1"/>
-          <w:sz w:val="20"/>
-          <w:szCs w:val="20"/>
-        </w:rPr>
-      </w:pPr>
       <w:r>
-        <w:rPr>
-          <w:rtl w:val="0"/>
-        </w:rPr>
-      </w:r>
-    </w:p>
-    <w:p>
-      <w:pPr>
-        <w:widowControl w:val="1"/>
-        <w:spacing w:after="0" w:line="240" w:lineRule="auto"/>
-        <w:jc w:val="center"/>
-        <w:rPr>
-          <w:rFonts w:ascii="Verdana" w:cs="Verdana" w:eastAsia="Verdana" w:hAnsi="Verdana"/>
-          <w:b w:val="1"/>
-          <w:sz w:val="20"/>
-          <w:szCs w:val="20"/>
-        </w:rPr>
-      </w:pPr>
-      <w:r>
-        <w:rPr>
-          <w:rtl w:val="0"/>
-        </w:rPr>
-      </w:r>
-    </w:p>
-    <w:p>
-      <w:pPr>
-        <w:widowControl w:val="1"/>
-        <w:pBdr>
-          <w:bottom w:color="000000" w:space="2" w:sz="18" w:val="single"/>
-        </w:pBdr>
-        <w:shd w:fill="000099" w:val="clear"/>
-        <w:tabs>
-          <w:tab w:val="left" w:leader="none" w:pos="600"/>
-        </w:tabs>
-        <w:spacing w:after="0" w:line="240" w:lineRule="auto"/>
-        <w:ind w:left="720" w:firstLine="0"/>
-        <w:jc w:val="center"/>
-        <w:rPr>
-          <w:rFonts w:ascii="Verdana" w:cs="Verdana" w:eastAsia="Verdana" w:hAnsi="Verdana"/>
-          <w:b w:val="1"/>
-          <w:color w:val="ffffff"/>
-          <w:sz w:val="32"/>
-          <w:szCs w:val="32"/>
-        </w:rPr>
-      </w:pPr>
-      <w:r>
-        <w:rPr>
-          <w:rFonts w:ascii="Verdana" w:cs="Verdana" w:eastAsia="Verdana" w:hAnsi="Verdana"/>
-          <w:b w:val="1"/>
-          <w:color w:val="ffffff"/>
-          <w:sz w:val="32"/>
-          <w:szCs w:val="32"/>
-          <w:rtl w:val="0"/>
-        </w:rPr>
-        <w:t xml:space="preserve">INDEX</w:t>
-      </w:r>
-    </w:p>
-    <w:sdt>
-      <w:sdtPr>
-        <w:id w:val="-1653621819"/>
-        <w:docPartObj>
-          <w:docPartGallery w:val="Table of Contents"/>
-          <w:docPartUnique w:val="1"/>
-        </w:docPartObj>
-      </w:sdtPr>
-      <w:sdtContent>
-        <w:p>
-          <w:pPr>
-            <w:tabs>
-              <w:tab w:val="right" w:leader="none" w:pos="12000"/>
-            </w:tabs>
-            <w:spacing w:after="0" w:before="60" w:line="240" w:lineRule="auto"/>
-            <w:rPr>
-              <w:rFonts w:ascii="Arial" w:cs="Arial" w:eastAsia="Arial" w:hAnsi="Arial"/>
-              <w:b w:val="1"/>
-              <w:i w:val="0"/>
-              <w:smallCaps w:val="0"/>
-              <w:strike w:val="0"/>
-              <w:color w:val="000000"/>
-              <w:sz w:val="22"/>
-              <w:szCs w:val="22"/>
-              <w:u w:val="none"/>
-              <w:shd w:fill="auto" w:val="clear"/>
-              <w:vertAlign w:val="baseline"/>
-            </w:rPr>
-          </w:pPr>
-          <w:r>
-            <w:fldChar w:fldCharType="begin"/>
-            <w:instrText xml:space="preserve"> TOC \h \u \z \t "Heading 1,1,Heading 2,2,Heading 3,3,Heading 4,4,Heading 5,5,Heading 6,6,"</w:instrText>
-            <w:fldChar w:fldCharType="separate"/>
-          </w:r>
-          <w:hyperlink w:anchor="_heading=h.kcyk4yca384x">
-            <w:r>
-              <w:rPr>
-                <w:rFonts w:ascii="Arial" w:cs="Arial" w:eastAsia="Arial" w:hAnsi="Arial"/>
-                <w:b w:val="1"/>
-                <w:i w:val="0"/>
-                <w:smallCaps w:val="0"/>
-                <w:strike w:val="0"/>
-                <w:color w:val="000000"/>
-                <w:sz w:val="22"/>
-                <w:szCs w:val="22"/>
-                <w:u w:val="none"/>
-                <w:shd w:fill="auto" w:val="clear"/>
-                <w:vertAlign w:val="baseline"/>
-                <w:rtl w:val="0"/>
-              </w:rPr>
-              <w:t xml:space="preserve">1. Purpose</w:t>
-              <w:tab/>
-              <w:t xml:space="preserve">3</w:t>
-            </w:r>
-          </w:hyperlink>
-          <w:r>
-            <w:rPr>
-              <w:rtl w:val="0"/>
-            </w:rPr>
-          </w:r>
-        </w:p>
-        <w:p>
-          <w:pPr>
-            <w:tabs>
-              <w:tab w:val="right" w:leader="none" w:pos="12000"/>
-            </w:tabs>
-            <w:spacing w:after="0" w:before="60" w:line="240" w:lineRule="auto"/>
-            <w:rPr>
-              <w:rFonts w:ascii="Arial" w:cs="Arial" w:eastAsia="Arial" w:hAnsi="Arial"/>
-              <w:b w:val="1"/>
-              <w:i w:val="0"/>
-              <w:smallCaps w:val="0"/>
-              <w:strike w:val="0"/>
-              <w:color w:val="000000"/>
-              <w:sz w:val="22"/>
-              <w:szCs w:val="22"/>
-              <w:u w:val="none"/>
-              <w:shd w:fill="auto" w:val="clear"/>
-              <w:vertAlign w:val="baseline"/>
-            </w:rPr>
-          </w:pPr>
-          <w:hyperlink w:anchor="_heading=h.nb786zga72m">
-            <w:r>
-              <w:rPr>
-                <w:rFonts w:ascii="Arial" w:cs="Arial" w:eastAsia="Arial" w:hAnsi="Arial"/>
-                <w:b w:val="1"/>
-                <w:i w:val="0"/>
-                <w:smallCaps w:val="0"/>
-                <w:strike w:val="0"/>
-                <w:color w:val="000000"/>
-                <w:sz w:val="22"/>
-                <w:szCs w:val="22"/>
-                <w:u w:val="none"/>
-                <w:shd w:fill="auto" w:val="clear"/>
-                <w:vertAlign w:val="baseline"/>
-                <w:rtl w:val="0"/>
-              </w:rPr>
-              <w:t xml:space="preserve">2. Scope</w:t>
-              <w:tab/>
-              <w:t xml:space="preserve">3</w:t>
-            </w:r>
-          </w:hyperlink>
-          <w:r>
-            <w:rPr>
-              <w:rtl w:val="0"/>
-            </w:rPr>
-          </w:r>
-        </w:p>
-        <w:p>
-          <w:pPr>
-            <w:tabs>
-              <w:tab w:val="right" w:leader="none" w:pos="12000"/>
-            </w:tabs>
-            <w:spacing w:after="0" w:before="60" w:line="240" w:lineRule="auto"/>
-            <w:rPr>
-              <w:rFonts w:ascii="Arial" w:cs="Arial" w:eastAsia="Arial" w:hAnsi="Arial"/>
-              <w:b w:val="1"/>
-              <w:i w:val="0"/>
-              <w:smallCaps w:val="0"/>
-              <w:strike w:val="0"/>
-              <w:color w:val="000000"/>
-              <w:sz w:val="22"/>
-              <w:szCs w:val="22"/>
-              <w:u w:val="none"/>
-              <w:shd w:fill="auto" w:val="clear"/>
-              <w:vertAlign w:val="baseline"/>
-            </w:rPr>
-          </w:pPr>
-          <w:hyperlink w:anchor="_heading=h.voq5znc6py67">
-            <w:r>
-              <w:rPr>
-                <w:rFonts w:ascii="Arial" w:cs="Arial" w:eastAsia="Arial" w:hAnsi="Arial"/>
-                <w:b w:val="1"/>
-                <w:i w:val="0"/>
-                <w:smallCaps w:val="0"/>
-                <w:strike w:val="0"/>
-                <w:color w:val="000000"/>
-                <w:sz w:val="22"/>
-                <w:szCs w:val="22"/>
-                <w:u w:val="none"/>
-                <w:shd w:fill="auto" w:val="clear"/>
-                <w:vertAlign w:val="baseline"/>
-                <w:rtl w:val="0"/>
-              </w:rPr>
-              <w:t xml:space="preserve">3. Policy Statement</w:t>
-              <w:tab/>
-              <w:t xml:space="preserve">3</w:t>
-            </w:r>
-          </w:hyperlink>
-          <w:r>
-            <w:rPr>
-              <w:rtl w:val="0"/>
-            </w:rPr>
-          </w:r>
-        </w:p>
-        <w:p>
-          <w:pPr>
-            <w:tabs>
-              <w:tab w:val="right" w:leader="none" w:pos="12000"/>
-            </w:tabs>
-            <w:spacing w:after="0" w:before="60" w:line="240" w:lineRule="auto"/>
-            <w:rPr>
-              <w:rFonts w:ascii="Arial" w:cs="Arial" w:eastAsia="Arial" w:hAnsi="Arial"/>
-              <w:b w:val="1"/>
-              <w:i w:val="0"/>
-              <w:smallCaps w:val="0"/>
-              <w:strike w:val="0"/>
-              <w:color w:val="000000"/>
-              <w:sz w:val="22"/>
-              <w:szCs w:val="22"/>
-              <w:u w:val="none"/>
-              <w:shd w:fill="auto" w:val="clear"/>
-              <w:vertAlign w:val="baseline"/>
-            </w:rPr>
-          </w:pPr>
-          <w:hyperlink w:anchor="_heading=h.bemlkeg7pzq2">
-            <w:r>
-              <w:rPr>
-                <w:rFonts w:ascii="Arial" w:cs="Arial" w:eastAsia="Arial" w:hAnsi="Arial"/>
-                <w:b w:val="1"/>
-                <w:i w:val="0"/>
-                <w:smallCaps w:val="0"/>
-                <w:strike w:val="0"/>
-                <w:color w:val="000000"/>
-                <w:sz w:val="22"/>
-                <w:szCs w:val="22"/>
-                <w:u w:val="none"/>
-                <w:shd w:fill="auto" w:val="clear"/>
-                <w:vertAlign w:val="baseline"/>
-                <w:rtl w:val="0"/>
-              </w:rPr>
-              <w:t xml:space="preserve">4. Categories of Employee Data Collected</w:t>
-              <w:tab/>
-              <w:t xml:space="preserve">3</w:t>
-            </w:r>
-          </w:hyperlink>
-          <w:r>
-            <w:rPr>
-              <w:rtl w:val="0"/>
-            </w:rPr>
-          </w:r>
-        </w:p>
-        <w:p>
-          <w:pPr>
-            <w:tabs>
-              <w:tab w:val="right" w:leader="none" w:pos="12000"/>
-            </w:tabs>
-            <w:spacing w:after="0" w:before="60" w:line="240" w:lineRule="auto"/>
-            <w:rPr>
-              <w:rFonts w:ascii="Arial" w:cs="Arial" w:eastAsia="Arial" w:hAnsi="Arial"/>
-              <w:b w:val="1"/>
-              <w:i w:val="0"/>
-              <w:smallCaps w:val="0"/>
-              <w:strike w:val="0"/>
-              <w:color w:val="000000"/>
-              <w:sz w:val="22"/>
-              <w:szCs w:val="22"/>
-              <w:u w:val="none"/>
-              <w:shd w:fill="auto" w:val="clear"/>
-              <w:vertAlign w:val="baseline"/>
-            </w:rPr>
-          </w:pPr>
-          <w:hyperlink w:anchor="_heading=h.yfw84iljjv3i">
-            <w:r>
-              <w:rPr>
-                <w:rFonts w:ascii="Arial" w:cs="Arial" w:eastAsia="Arial" w:hAnsi="Arial"/>
-                <w:b w:val="1"/>
-                <w:i w:val="0"/>
-                <w:smallCaps w:val="0"/>
-                <w:strike w:val="0"/>
-                <w:color w:val="000000"/>
-                <w:sz w:val="22"/>
-                <w:szCs w:val="22"/>
-                <w:u w:val="none"/>
-                <w:shd w:fill="auto" w:val="clear"/>
-                <w:vertAlign w:val="baseline"/>
-                <w:rtl w:val="0"/>
-              </w:rPr>
-              <w:t xml:space="preserve">5. Use of Employee Data</w:t>
-              <w:tab/>
-              <w:t xml:space="preserve">3</w:t>
-            </w:r>
-          </w:hyperlink>
-          <w:r>
-            <w:rPr>
-              <w:rtl w:val="0"/>
-            </w:rPr>
-          </w:r>
-        </w:p>
-        <w:p>
-          <w:pPr>
-            <w:tabs>
-              <w:tab w:val="right" w:leader="none" w:pos="12000"/>
-            </w:tabs>
-            <w:spacing w:after="0" w:before="60" w:line="240" w:lineRule="auto"/>
-            <w:rPr>
-              <w:rFonts w:ascii="Arial" w:cs="Arial" w:eastAsia="Arial" w:hAnsi="Arial"/>
-              <w:b w:val="1"/>
-              <w:i w:val="0"/>
-              <w:smallCaps w:val="0"/>
-              <w:strike w:val="0"/>
-              <w:color w:val="000000"/>
-              <w:sz w:val="22"/>
-              <w:szCs w:val="22"/>
-              <w:u w:val="none"/>
-              <w:shd w:fill="auto" w:val="clear"/>
-              <w:vertAlign w:val="baseline"/>
-            </w:rPr>
-          </w:pPr>
-          <w:hyperlink w:anchor="_heading=h.xrbfa34km5pu">
-            <w:r>
-              <w:rPr>
-                <w:rFonts w:ascii="Arial" w:cs="Arial" w:eastAsia="Arial" w:hAnsi="Arial"/>
-                <w:b w:val="1"/>
-                <w:i w:val="0"/>
-                <w:smallCaps w:val="0"/>
-                <w:strike w:val="0"/>
-                <w:color w:val="000000"/>
-                <w:sz w:val="22"/>
-                <w:szCs w:val="22"/>
-                <w:u w:val="none"/>
-                <w:shd w:fill="auto" w:val="clear"/>
-                <w:vertAlign w:val="baseline"/>
-                <w:rtl w:val="0"/>
-              </w:rPr>
-              <w:t xml:space="preserve">6. Access Control &amp; Security of Employee Data</w:t>
-              <w:tab/>
-              <w:t xml:space="preserve">4</w:t>
-            </w:r>
-          </w:hyperlink>
-          <w:r>
-            <w:rPr>
-              <w:rtl w:val="0"/>
-            </w:rPr>
-          </w:r>
-        </w:p>
-        <w:p>
-          <w:pPr>
-            <w:tabs>
-              <w:tab w:val="right" w:leader="none" w:pos="12000"/>
-            </w:tabs>
-            <w:spacing w:after="0" w:before="60" w:line="240" w:lineRule="auto"/>
-            <w:rPr>
-              <w:rFonts w:ascii="Arial" w:cs="Arial" w:eastAsia="Arial" w:hAnsi="Arial"/>
-              <w:b w:val="1"/>
-              <w:i w:val="0"/>
-              <w:smallCaps w:val="0"/>
-              <w:strike w:val="0"/>
-              <w:color w:val="000000"/>
-              <w:sz w:val="22"/>
-              <w:szCs w:val="22"/>
-              <w:u w:val="none"/>
-              <w:shd w:fill="auto" w:val="clear"/>
-              <w:vertAlign w:val="baseline"/>
-            </w:rPr>
-          </w:pPr>
-          <w:hyperlink w:anchor="_heading=h.6xlu5xmmi4xk">
-            <w:r>
-              <w:rPr>
-                <w:rFonts w:ascii="Arial" w:cs="Arial" w:eastAsia="Arial" w:hAnsi="Arial"/>
-                <w:b w:val="1"/>
-                <w:i w:val="0"/>
-                <w:smallCaps w:val="0"/>
-                <w:strike w:val="0"/>
-                <w:color w:val="000000"/>
-                <w:sz w:val="22"/>
-                <w:szCs w:val="22"/>
-                <w:u w:val="none"/>
-                <w:shd w:fill="auto" w:val="clear"/>
-                <w:vertAlign w:val="baseline"/>
-                <w:rtl w:val="0"/>
-              </w:rPr>
-              <w:t xml:space="preserve">7. Employee Monitoring and Transparency</w:t>
-              <w:tab/>
-              <w:t xml:space="preserve">4</w:t>
-            </w:r>
-          </w:hyperlink>
-          <w:r>
-            <w:rPr>
-              <w:rtl w:val="0"/>
-            </w:rPr>
-          </w:r>
-        </w:p>
-        <w:p>
-          <w:pPr>
-            <w:tabs>
-              <w:tab w:val="right" w:leader="none" w:pos="12000"/>
-            </w:tabs>
-            <w:spacing w:after="0" w:before="60" w:line="240" w:lineRule="auto"/>
-            <w:rPr>
-              <w:rFonts w:ascii="Arial" w:cs="Arial" w:eastAsia="Arial" w:hAnsi="Arial"/>
-              <w:b w:val="1"/>
-              <w:i w:val="0"/>
-              <w:smallCaps w:val="0"/>
-              <w:strike w:val="0"/>
-              <w:color w:val="000000"/>
-              <w:sz w:val="22"/>
-              <w:szCs w:val="22"/>
-              <w:u w:val="none"/>
-              <w:shd w:fill="auto" w:val="clear"/>
-              <w:vertAlign w:val="baseline"/>
-            </w:rPr>
-          </w:pPr>
-          <w:hyperlink w:anchor="_heading=h.trxet6smy8k9">
-            <w:r>
-              <w:rPr>
-                <w:rFonts w:ascii="Arial" w:cs="Arial" w:eastAsia="Arial" w:hAnsi="Arial"/>
-                <w:b w:val="1"/>
-                <w:i w:val="0"/>
-                <w:smallCaps w:val="0"/>
-                <w:strike w:val="0"/>
-                <w:color w:val="000000"/>
-                <w:sz w:val="22"/>
-                <w:szCs w:val="22"/>
-                <w:u w:val="none"/>
-                <w:shd w:fill="auto" w:val="clear"/>
-                <w:vertAlign w:val="baseline"/>
-                <w:rtl w:val="0"/>
-              </w:rPr>
-              <w:t xml:space="preserve">8. Data Retention and Disposal</w:t>
-              <w:tab/>
-              <w:t xml:space="preserve">4</w:t>
-            </w:r>
-          </w:hyperlink>
-          <w:r>
-            <w:rPr>
-              <w:rtl w:val="0"/>
-            </w:rPr>
-          </w:r>
-        </w:p>
-        <w:p>
-          <w:pPr>
-            <w:tabs>
-              <w:tab w:val="right" w:leader="none" w:pos="12000"/>
-            </w:tabs>
-            <w:spacing w:after="0" w:before="60" w:line="240" w:lineRule="auto"/>
-            <w:rPr>
-              <w:rFonts w:ascii="Arial" w:cs="Arial" w:eastAsia="Arial" w:hAnsi="Arial"/>
-              <w:b w:val="1"/>
-              <w:i w:val="0"/>
-              <w:smallCaps w:val="0"/>
-              <w:strike w:val="0"/>
-              <w:color w:val="000000"/>
-              <w:sz w:val="22"/>
-              <w:szCs w:val="22"/>
-              <w:u w:val="none"/>
-              <w:shd w:fill="auto" w:val="clear"/>
-              <w:vertAlign w:val="baseline"/>
-            </w:rPr>
-          </w:pPr>
-          <w:hyperlink w:anchor="_heading=h.qg0whvp9njes">
-            <w:r>
-              <w:rPr>
-                <w:rFonts w:ascii="Arial" w:cs="Arial" w:eastAsia="Arial" w:hAnsi="Arial"/>
-                <w:b w:val="1"/>
-                <w:i w:val="0"/>
-                <w:smallCaps w:val="0"/>
-                <w:strike w:val="0"/>
-                <w:color w:val="000000"/>
-                <w:sz w:val="22"/>
-                <w:szCs w:val="22"/>
-                <w:u w:val="none"/>
-                <w:shd w:fill="auto" w:val="clear"/>
-                <w:vertAlign w:val="baseline"/>
-                <w:rtl w:val="0"/>
-              </w:rPr>
-              <w:t xml:space="preserve">9. Employee Rights</w:t>
-              <w:tab/>
-              <w:t xml:space="preserve">4</w:t>
-            </w:r>
-          </w:hyperlink>
-          <w:r>
-            <w:rPr>
-              <w:rtl w:val="0"/>
-            </w:rPr>
-          </w:r>
-        </w:p>
-        <w:p>
-          <w:pPr>
-            <w:tabs>
-              <w:tab w:val="right" w:leader="none" w:pos="12000"/>
-            </w:tabs>
-            <w:spacing w:after="0" w:before="60" w:line="240" w:lineRule="auto"/>
-            <w:rPr>
-              <w:rFonts w:ascii="Arial" w:cs="Arial" w:eastAsia="Arial" w:hAnsi="Arial"/>
-              <w:b w:val="1"/>
-              <w:i w:val="0"/>
-              <w:smallCaps w:val="0"/>
-              <w:strike w:val="0"/>
-              <w:color w:val="000000"/>
-              <w:sz w:val="22"/>
-              <w:szCs w:val="22"/>
-              <w:u w:val="none"/>
-              <w:shd w:fill="auto" w:val="clear"/>
-              <w:vertAlign w:val="baseline"/>
-            </w:rPr>
-          </w:pPr>
-          <w:hyperlink w:anchor="_heading=h.u0yi6v3sj3f0">
-            <w:r>
-              <w:rPr>
-                <w:rFonts w:ascii="Arial" w:cs="Arial" w:eastAsia="Arial" w:hAnsi="Arial"/>
-                <w:b w:val="1"/>
-                <w:i w:val="0"/>
-                <w:smallCaps w:val="0"/>
-                <w:strike w:val="0"/>
-                <w:color w:val="000000"/>
-                <w:sz w:val="22"/>
-                <w:szCs w:val="22"/>
-                <w:u w:val="none"/>
-                <w:shd w:fill="auto" w:val="clear"/>
-                <w:vertAlign w:val="baseline"/>
-                <w:rtl w:val="0"/>
-              </w:rPr>
-              <w:t xml:space="preserve">10. Roles and Responsibilities</w:t>
-              <w:tab/>
-              <w:t xml:space="preserve">5</w:t>
-            </w:r>
-          </w:hyperlink>
-          <w:r>
-            <w:rPr>
-              <w:rtl w:val="0"/>
-            </w:rPr>
-          </w:r>
-        </w:p>
-        <w:p>
-          <w:pPr>
-            <w:tabs>
-              <w:tab w:val="right" w:leader="none" w:pos="12000"/>
-            </w:tabs>
-            <w:spacing w:after="0" w:before="60" w:line="240" w:lineRule="auto"/>
-            <w:rPr>
-              <w:rFonts w:ascii="Arial" w:cs="Arial" w:eastAsia="Arial" w:hAnsi="Arial"/>
-              <w:b w:val="1"/>
-              <w:i w:val="0"/>
-              <w:smallCaps w:val="0"/>
-              <w:strike w:val="0"/>
-              <w:color w:val="000000"/>
-              <w:sz w:val="22"/>
-              <w:szCs w:val="22"/>
-              <w:u w:val="none"/>
-              <w:shd w:fill="auto" w:val="clear"/>
-              <w:vertAlign w:val="baseline"/>
-            </w:rPr>
-          </w:pPr>
-          <w:hyperlink w:anchor="_heading=h.83rq5qrtmf9k">
-            <w:r>
-              <w:rPr>
-                <w:rFonts w:ascii="Arial" w:cs="Arial" w:eastAsia="Arial" w:hAnsi="Arial"/>
-                <w:b w:val="1"/>
-                <w:i w:val="0"/>
-                <w:smallCaps w:val="0"/>
-                <w:strike w:val="0"/>
-                <w:color w:val="000000"/>
-                <w:sz w:val="22"/>
-                <w:szCs w:val="22"/>
-                <w:u w:val="none"/>
-                <w:shd w:fill="auto" w:val="clear"/>
-                <w:vertAlign w:val="baseline"/>
-                <w:rtl w:val="0"/>
-              </w:rPr>
-              <w:t xml:space="preserve">11. Compliance and Enforcement</w:t>
-              <w:tab/>
-              <w:t xml:space="preserve">5</w:t>
-            </w:r>
-          </w:hyperlink>
-          <w:r>
-            <w:rPr>
-              <w:rtl w:val="0"/>
-            </w:rPr>
-          </w:r>
-          <w:r>
-            <w:fldChar w:fldCharType="end"/>
-          </w:r>
-        </w:p>
-      </w:sdtContent>
-    </w:sdt>
-    <w:p>
-      <w:pPr>
-        <w:widowControl w:val="1"/>
-        <w:spacing w:after="0" w:line="240" w:lineRule="auto"/>
-        <w:jc w:val="both"/>
-        <w:rPr>
-          <w:rFonts w:ascii="Verdana" w:cs="Verdana" w:eastAsia="Verdana" w:hAnsi="Verdana"/>
-          <w:smallCaps w:val="1"/>
-          <w:color w:val="ffffff"/>
-          <w:sz w:val="20"/>
-          <w:szCs w:val="20"/>
-        </w:rPr>
-      </w:pPr>
-      <w:r>
-        <w:rPr>
-          <w:rtl w:val="0"/>
-        </w:rPr>
-      </w:r>
-    </w:p>
-    <w:p>
-      <w:pPr>
-        <w:widowControl w:val="1"/>
-        <w:spacing w:after="0" w:line="240" w:lineRule="auto"/>
-        <w:jc w:val="both"/>
-        <w:rPr>
-          <w:rFonts w:ascii="Verdana" w:cs="Verdana" w:eastAsia="Verdana" w:hAnsi="Verdana"/>
-          <w:smallCaps w:val="1"/>
-          <w:color w:val="ffffff"/>
-          <w:sz w:val="20"/>
-          <w:szCs w:val="20"/>
-        </w:rPr>
-      </w:pPr>
-      <w:r>
-        <w:rPr>
-          <w:rtl w:val="0"/>
-        </w:rPr>
-      </w:r>
-    </w:p>
-    <w:p>
-      <w:pPr>
-        <w:widowControl w:val="1"/>
-        <w:spacing w:after="0" w:line="240" w:lineRule="auto"/>
-        <w:jc w:val="both"/>
-        <w:rPr>
-          <w:rFonts w:ascii="Verdana" w:cs="Verdana" w:eastAsia="Verdana" w:hAnsi="Verdana"/>
-          <w:smallCaps w:val="1"/>
-          <w:color w:val="ffffff"/>
-          <w:sz w:val="20"/>
-          <w:szCs w:val="20"/>
-        </w:rPr>
-      </w:pPr>
-      <w:r>
-        <w:rPr>
-          <w:rtl w:val="0"/>
-        </w:rPr>
-      </w:r>
-    </w:p>
-    <w:p>
-      <w:pPr>
-        <w:widowControl w:val="1"/>
-        <w:spacing w:after="0" w:line="240" w:lineRule="auto"/>
-        <w:ind w:left="1080" w:firstLine="0"/>
-        <w:rPr>
-          <w:rFonts w:ascii="Verdana" w:cs="Verdana" w:eastAsia="Verdana" w:hAnsi="Verdana"/>
-          <w:smallCaps w:val="1"/>
-          <w:color w:val="ffffff"/>
-          <w:sz w:val="20"/>
-          <w:szCs w:val="20"/>
-        </w:rPr>
-      </w:pPr>
-      <w:r>
-        <w:br w:type="page"/>
-      </w:r>
-      <w:r>
-        <w:rPr>
-          <w:rtl w:val="0"/>
-        </w:rPr>
-      </w:r>
-    </w:p>
-    <w:p>
-      <w:pPr>
-        <w:pStyle w:val="Heading2"/>
-        <w:keepNext w:val="0"/>
-        <w:widowControl w:val="1"/>
-        <w:pBdr>
-          <w:top w:color="000000" w:space="0" w:sz="0" w:val="none"/>
-          <w:left w:color="000000" w:space="0" w:sz="0" w:val="none"/>
-          <w:bottom w:color="000000" w:space="0" w:sz="0" w:val="none"/>
-          <w:right w:color="000000" w:space="0" w:sz="0" w:val="none"/>
-          <w:between w:color="000000" w:space="0" w:sz="0" w:val="none"/>
-        </w:pBdr>
-        <w:spacing w:after="80" w:before="360" w:line="259" w:lineRule="auto"/>
-        <w:rPr>
-          <w:rFonts w:ascii="Helvetica Neue" w:cs="Helvetica Neue" w:eastAsia="Helvetica Neue" w:hAnsi="Helvetica Neue"/>
-          <w:i w:val="0"/>
-          <w:sz w:val="34"/>
-          <w:szCs w:val="34"/>
-        </w:rPr>
-      </w:pPr>
-      <w:bookmarkStart w:colFirst="0" w:colLast="0" w:name="_heading=h.kcyk4yca384x" w:id="0"/>
-      <w:bookmarkEnd w:id="0"/>
-      <w:r>
-        <w:rPr>
-          <w:rFonts w:ascii="Helvetica Neue" w:cs="Helvetica Neue" w:eastAsia="Helvetica Neue" w:hAnsi="Helvetica Neue"/>
-          <w:i w:val="0"/>
-          <w:sz w:val="34"/>
-          <w:szCs w:val="34"/>
-          <w:rtl w:val="0"/>
-        </w:rPr>
-        <w:t xml:space="preserve">1. Purpose</w:t>
-      </w:r>
-    </w:p>
-    <w:p>
-      <w:pPr>
-        <w:widowControl w:val="1"/>
-        <w:pBdr>
-          <w:top w:color="000000" w:space="0" w:sz="0" w:val="none"/>
-          <w:left w:color="000000" w:space="0" w:sz="0" w:val="none"/>
-          <w:bottom w:color="000000" w:space="0" w:sz="0" w:val="none"/>
-          <w:right w:color="000000" w:space="0" w:sz="0" w:val="none"/>
-          <w:between w:color="000000" w:space="0" w:sz="0" w:val="none"/>
-        </w:pBdr>
-        <w:spacing w:after="240" w:before="240" w:line="259" w:lineRule="auto"/>
-        <w:rPr>
-          <w:rFonts w:ascii="Helvetica Neue" w:cs="Helvetica Neue" w:eastAsia="Helvetica Neue" w:hAnsi="Helvetica Neue"/>
-          <w:sz w:val="22"/>
-          <w:szCs w:val="22"/>
-        </w:rPr>
-      </w:pPr>
-      <w:r>
-        <w:rPr>
-          <w:rFonts w:ascii="Helvetica Neue" w:cs="Helvetica Neue" w:eastAsia="Helvetica Neue" w:hAnsi="Helvetica Neue"/>
-          <w:sz w:val="22"/>
-          <w:szCs w:val="22"/>
-          <w:rtl w:val="0"/>
-        </w:rPr>
-        <w:t xml:space="preserve">This policy outlines Zediant’s commitment to protecting the personal information of its employees in accordance with applicable laws, regulations, and contractual obligations. It ensures that employee data is collected, processed, stored, accessed, and disposed of in a secure and transparent manner, consistent with SOC 2 Type 2 requirements for confidentiality and privacy.</w:t>
-      </w:r>
-    </w:p>
-    <w:p>
-      <w:pPr>
-        <w:pStyle w:val="Heading2"/>
-        <w:keepNext w:val="0"/>
-        <w:widowControl w:val="1"/>
-        <w:pBdr>
-          <w:top w:color="000000" w:space="0" w:sz="0" w:val="none"/>
-          <w:left w:color="000000" w:space="0" w:sz="0" w:val="none"/>
-          <w:bottom w:color="000000" w:space="0" w:sz="0" w:val="none"/>
-          <w:right w:color="000000" w:space="0" w:sz="0" w:val="none"/>
-          <w:between w:color="000000" w:space="0" w:sz="0" w:val="none"/>
-        </w:pBdr>
-        <w:spacing w:after="80" w:before="360" w:line="259" w:lineRule="auto"/>
-        <w:rPr>
-          <w:rFonts w:ascii="Helvetica Neue" w:cs="Helvetica Neue" w:eastAsia="Helvetica Neue" w:hAnsi="Helvetica Neue"/>
-          <w:i w:val="0"/>
-          <w:sz w:val="34"/>
-          <w:szCs w:val="34"/>
-        </w:rPr>
-      </w:pPr>
-      <w:bookmarkStart w:colFirst="0" w:colLast="0" w:name="_heading=h.nb786zga72m" w:id="1"/>
-      <w:bookmarkEnd w:id="1"/>
-      <w:r>
-        <w:rPr>
-          <w:rFonts w:ascii="Helvetica Neue" w:cs="Helvetica Neue" w:eastAsia="Helvetica Neue" w:hAnsi="Helvetica Neue"/>
-          <w:i w:val="0"/>
-          <w:sz w:val="34"/>
-          <w:szCs w:val="34"/>
-          <w:rtl w:val="0"/>
-        </w:rPr>
-        <w:t xml:space="preserve">2. Scope</w:t>
-      </w:r>
-    </w:p>
-    <w:p>
-      <w:pPr>
-        <w:widowControl w:val="1"/>
-        <w:pBdr>
-          <w:top w:color="000000" w:space="0" w:sz="0" w:val="none"/>
-          <w:left w:color="000000" w:space="0" w:sz="0" w:val="none"/>
-          <w:bottom w:color="000000" w:space="0" w:sz="0" w:val="none"/>
-          <w:right w:color="000000" w:space="0" w:sz="0" w:val="none"/>
-          <w:between w:color="000000" w:space="0" w:sz="0" w:val="none"/>
-        </w:pBdr>
-        <w:spacing w:after="240" w:before="240" w:line="259" w:lineRule="auto"/>
-        <w:rPr>
-          <w:rFonts w:ascii="Helvetica Neue" w:cs="Helvetica Neue" w:eastAsia="Helvetica Neue" w:hAnsi="Helvetica Neue"/>
-          <w:sz w:val="22"/>
-          <w:szCs w:val="22"/>
-        </w:rPr>
-      </w:pPr>
-      <w:r>
-        <w:rPr>
-          <w:rFonts w:ascii="Helvetica Neue" w:cs="Helvetica Neue" w:eastAsia="Helvetica Neue" w:hAnsi="Helvetica Neue"/>
-          <w:sz w:val="22"/>
-          <w:szCs w:val="22"/>
-          <w:rtl w:val="0"/>
-        </w:rPr>
-        <w:t xml:space="preserve">This policy applies to all:</w:t>
-      </w:r>
-    </w:p>
-    <w:p>
-      <w:pPr>
-        <w:widowControl w:val="1"/>
-        <w:numPr>
-          <w:ilvl w:val="0"/>
-          <w:numId w:val="4"/>
-        </w:numPr>
-        <w:pBdr>
-          <w:top w:color="000000" w:space="0" w:sz="0" w:val="none"/>
-          <w:left w:color="000000" w:space="0" w:sz="0" w:val="none"/>
-          <w:bottom w:color="000000" w:space="0" w:sz="0" w:val="none"/>
-          <w:right w:color="000000" w:space="0" w:sz="0" w:val="none"/>
-          <w:between w:color="000000" w:space="0" w:sz="0" w:val="none"/>
-        </w:pBdr>
-        <w:spacing w:after="0" w:afterAutospacing="0" w:before="240" w:line="259" w:lineRule="auto"/>
-        <w:ind w:left="720" w:hanging="360"/>
-        <w:rPr>
-          <w:rFonts w:ascii="Helvetica Neue" w:cs="Helvetica Neue" w:eastAsia="Helvetica Neue" w:hAnsi="Helvetica Neue"/>
-          <w:sz w:val="22"/>
-          <w:szCs w:val="22"/>
-        </w:rPr>
-      </w:pPr>
-      <w:r>
-        <w:rPr>
-          <w:rFonts w:ascii="Helvetica Neue" w:cs="Helvetica Neue" w:eastAsia="Helvetica Neue" w:hAnsi="Helvetica Neue"/>
-          <w:sz w:val="22"/>
-          <w:szCs w:val="22"/>
-          <w:rtl w:val="0"/>
-        </w:rPr>
-        <w:t xml:space="preserve">Current and former employees, contractors, interns, and job applicants of Zediant.</w:t>
-      </w:r>
-    </w:p>
-    <w:p>
-      <w:pPr>
-        <w:widowControl w:val="1"/>
-        <w:numPr>
-          <w:ilvl w:val="0"/>
-          <w:numId w:val="4"/>
-        </w:numPr>
-        <w:pBdr>
-          <w:top w:color="000000" w:space="0" w:sz="0" w:val="none"/>
-          <w:left w:color="000000" w:space="0" w:sz="0" w:val="none"/>
-          <w:bottom w:color="000000" w:space="0" w:sz="0" w:val="none"/>
-          <w:right w:color="000000" w:space="0" w:sz="0" w:val="none"/>
-          <w:between w:color="000000" w:space="0" w:sz="0" w:val="none"/>
-        </w:pBdr>
-        <w:spacing w:after="0" w:afterAutospacing="0" w:before="0" w:beforeAutospacing="0" w:line="259" w:lineRule="auto"/>
-        <w:ind w:left="720" w:hanging="360"/>
-        <w:rPr>
-          <w:rFonts w:ascii="Helvetica Neue" w:cs="Helvetica Neue" w:eastAsia="Helvetica Neue" w:hAnsi="Helvetica Neue"/>
-          <w:sz w:val="22"/>
-          <w:szCs w:val="22"/>
-        </w:rPr>
-      </w:pPr>
-      <w:r>
-        <w:rPr>
-          <w:rFonts w:ascii="Helvetica Neue" w:cs="Helvetica Neue" w:eastAsia="Helvetica Neue" w:hAnsi="Helvetica Neue"/>
-          <w:sz w:val="22"/>
-          <w:szCs w:val="22"/>
-          <w:rtl w:val="0"/>
-        </w:rPr>
-        <w:t xml:space="preserve">Personal data collected, processed, or stored in physical or electronic form by HR, IT, and management.</w:t>
-      </w:r>
-    </w:p>
-    <w:p>
-      <w:pPr>
-        <w:widowControl w:val="1"/>
-        <w:numPr>
-          <w:ilvl w:val="0"/>
-          <w:numId w:val="4"/>
-        </w:numPr>
-        <w:pBdr>
-          <w:top w:color="000000" w:space="0" w:sz="0" w:val="none"/>
-          <w:left w:color="000000" w:space="0" w:sz="0" w:val="none"/>
-          <w:bottom w:color="000000" w:space="0" w:sz="0" w:val="none"/>
-          <w:right w:color="000000" w:space="0" w:sz="0" w:val="none"/>
-          <w:between w:color="000000" w:space="0" w:sz="0" w:val="none"/>
-        </w:pBdr>
-        <w:spacing w:after="240" w:before="0" w:beforeAutospacing="0" w:line="259" w:lineRule="auto"/>
-        <w:ind w:left="720" w:hanging="360"/>
-        <w:rPr>
-          <w:rFonts w:ascii="Helvetica Neue" w:cs="Helvetica Neue" w:eastAsia="Helvetica Neue" w:hAnsi="Helvetica Neue"/>
-          <w:sz w:val="22"/>
-          <w:szCs w:val="22"/>
-        </w:rPr>
-      </w:pPr>
-      <w:r>
-        <w:rPr>
-          <w:rFonts w:ascii="Helvetica Neue" w:cs="Helvetica Neue" w:eastAsia="Helvetica Neue" w:hAnsi="Helvetica Neue"/>
-          <w:sz w:val="22"/>
-          <w:szCs w:val="22"/>
-          <w:rtl w:val="0"/>
-        </w:rPr>
-        <w:t xml:space="preserve">Third-party service providers who process employee data on behalf of Zediant (e.g., payroll, benefits, background checks).</w:t>
-      </w:r>
-    </w:p>
-    <w:p>
-      <w:pPr>
-        <w:pStyle w:val="Heading2"/>
-        <w:keepNext w:val="0"/>
-        <w:widowControl w:val="1"/>
-        <w:pBdr>
-          <w:top w:color="000000" w:space="0" w:sz="0" w:val="none"/>
-          <w:left w:color="000000" w:space="0" w:sz="0" w:val="none"/>
-          <w:bottom w:color="000000" w:space="0" w:sz="0" w:val="none"/>
-          <w:right w:color="000000" w:space="0" w:sz="0" w:val="none"/>
-          <w:between w:color="000000" w:space="0" w:sz="0" w:val="none"/>
-        </w:pBdr>
-        <w:spacing w:after="80" w:before="360" w:line="259" w:lineRule="auto"/>
-        <w:rPr>
-          <w:rFonts w:ascii="Helvetica Neue" w:cs="Helvetica Neue" w:eastAsia="Helvetica Neue" w:hAnsi="Helvetica Neue"/>
-          <w:i w:val="0"/>
-          <w:sz w:val="34"/>
-          <w:szCs w:val="34"/>
-        </w:rPr>
-      </w:pPr>
-      <w:bookmarkStart w:colFirst="0" w:colLast="0" w:name="_heading=h.voq5znc6py67" w:id="2"/>
-      <w:bookmarkEnd w:id="2"/>
-      <w:r>
-        <w:rPr>
-          <w:rFonts w:ascii="Helvetica Neue" w:cs="Helvetica Neue" w:eastAsia="Helvetica Neue" w:hAnsi="Helvetica Neue"/>
-          <w:i w:val="0"/>
-          <w:sz w:val="34"/>
-          <w:szCs w:val="34"/>
-          <w:rtl w:val="0"/>
-        </w:rPr>
-        <w:t xml:space="preserve">3. Policy Statement</w:t>
-      </w:r>
-    </w:p>
-    <w:p>
-      <w:pPr>
-        <w:widowControl w:val="1"/>
-        <w:pBdr>
-          <w:top w:color="000000" w:space="0" w:sz="0" w:val="none"/>
-          <w:left w:color="000000" w:space="0" w:sz="0" w:val="none"/>
-          <w:bottom w:color="000000" w:space="0" w:sz="0" w:val="none"/>
-          <w:right w:color="000000" w:space="0" w:sz="0" w:val="none"/>
-          <w:between w:color="000000" w:space="0" w:sz="0" w:val="none"/>
-        </w:pBdr>
-        <w:spacing w:after="240" w:before="240" w:line="259" w:lineRule="auto"/>
-        <w:rPr>
-          <w:rFonts w:ascii="Helvetica Neue" w:cs="Helvetica Neue" w:eastAsia="Helvetica Neue" w:hAnsi="Helvetica Neue"/>
-          <w:sz w:val="22"/>
-          <w:szCs w:val="22"/>
-        </w:rPr>
-      </w:pPr>
-      <w:r>
-        <w:rPr>
-          <w:rFonts w:ascii="Helvetica Neue" w:cs="Helvetica Neue" w:eastAsia="Helvetica Neue" w:hAnsi="Helvetica Neue"/>
-          <w:sz w:val="22"/>
-          <w:szCs w:val="22"/>
-          <w:rtl w:val="0"/>
-        </w:rPr>
-        <w:t xml:space="preserve">Zediant respects the privacy of its employees and is committed to:</w:t>
-      </w:r>
-    </w:p>
-    <w:p>
-      <w:pPr>
-        <w:widowControl w:val="1"/>
-        <w:numPr>
-          <w:ilvl w:val="0"/>
-          <w:numId w:val="10"/>
-        </w:numPr>
-        <w:pBdr>
-          <w:top w:color="000000" w:space="0" w:sz="0" w:val="none"/>
-          <w:left w:color="000000" w:space="0" w:sz="0" w:val="none"/>
-          <w:bottom w:color="000000" w:space="0" w:sz="0" w:val="none"/>
-          <w:right w:color="000000" w:space="0" w:sz="0" w:val="none"/>
-          <w:between w:color="000000" w:space="0" w:sz="0" w:val="none"/>
-        </w:pBdr>
-        <w:spacing w:after="0" w:afterAutospacing="0" w:before="240" w:line="259" w:lineRule="auto"/>
-        <w:ind w:left="720" w:hanging="360"/>
-        <w:rPr>
-          <w:rFonts w:ascii="Helvetica Neue" w:cs="Helvetica Neue" w:eastAsia="Helvetica Neue" w:hAnsi="Helvetica Neue"/>
-          <w:sz w:val="22"/>
-          <w:szCs w:val="22"/>
-        </w:rPr>
-      </w:pPr>
-      <w:r>
-        <w:rPr>
-          <w:rFonts w:ascii="Helvetica Neue" w:cs="Helvetica Neue" w:eastAsia="Helvetica Neue" w:hAnsi="Helvetica Neue"/>
-          <w:sz w:val="22"/>
-          <w:szCs w:val="22"/>
-          <w:rtl w:val="0"/>
-        </w:rPr>
-        <w:t xml:space="preserve">Collecting only the minimum necessary personal information.</w:t>
-      </w:r>
-    </w:p>
-    <w:p>
-      <w:pPr>
-        <w:widowControl w:val="1"/>
-        <w:numPr>
-          <w:ilvl w:val="0"/>
-          <w:numId w:val="10"/>
-        </w:numPr>
-        <w:pBdr>
-          <w:top w:color="000000" w:space="0" w:sz="0" w:val="none"/>
-          <w:left w:color="000000" w:space="0" w:sz="0" w:val="none"/>
-          <w:bottom w:color="000000" w:space="0" w:sz="0" w:val="none"/>
-          <w:right w:color="000000" w:space="0" w:sz="0" w:val="none"/>
-          <w:between w:color="000000" w:space="0" w:sz="0" w:val="none"/>
-        </w:pBdr>
-        <w:spacing w:after="0" w:afterAutospacing="0" w:before="0" w:beforeAutospacing="0" w:line="259" w:lineRule="auto"/>
-        <w:ind w:left="720" w:hanging="360"/>
-        <w:rPr>
-          <w:rFonts w:ascii="Helvetica Neue" w:cs="Helvetica Neue" w:eastAsia="Helvetica Neue" w:hAnsi="Helvetica Neue"/>
-          <w:sz w:val="22"/>
-          <w:szCs w:val="22"/>
-        </w:rPr>
-      </w:pPr>
-      <w:r>
-        <w:rPr>
-          <w:rFonts w:ascii="Helvetica Neue" w:cs="Helvetica Neue" w:eastAsia="Helvetica Neue" w:hAnsi="Helvetica Neue"/>
-          <w:sz w:val="22"/>
-          <w:szCs w:val="22"/>
-          <w:rtl w:val="0"/>
-        </w:rPr>
-        <w:t xml:space="preserve">Using employee data strictly for business, legal, and compliance purposes.</w:t>
-      </w:r>
-    </w:p>
-    <w:p>
-      <w:pPr>
-        <w:widowControl w:val="1"/>
-        <w:numPr>
-          <w:ilvl w:val="0"/>
-          <w:numId w:val="10"/>
-        </w:numPr>
-        <w:pBdr>
-          <w:top w:color="000000" w:space="0" w:sz="0" w:val="none"/>
-          <w:left w:color="000000" w:space="0" w:sz="0" w:val="none"/>
-          <w:bottom w:color="000000" w:space="0" w:sz="0" w:val="none"/>
-          <w:right w:color="000000" w:space="0" w:sz="0" w:val="none"/>
-          <w:between w:color="000000" w:space="0" w:sz="0" w:val="none"/>
-        </w:pBdr>
-        <w:spacing w:after="0" w:afterAutospacing="0" w:before="0" w:beforeAutospacing="0" w:line="259" w:lineRule="auto"/>
-        <w:ind w:left="720" w:hanging="360"/>
-        <w:rPr>
-          <w:rFonts w:ascii="Helvetica Neue" w:cs="Helvetica Neue" w:eastAsia="Helvetica Neue" w:hAnsi="Helvetica Neue"/>
-          <w:sz w:val="22"/>
-          <w:szCs w:val="22"/>
-        </w:rPr>
-      </w:pPr>
-      <w:r>
-        <w:rPr>
-          <w:rFonts w:ascii="Helvetica Neue" w:cs="Helvetica Neue" w:eastAsia="Helvetica Neue" w:hAnsi="Helvetica Neue"/>
-          <w:sz w:val="22"/>
-          <w:szCs w:val="22"/>
-          <w:rtl w:val="0"/>
-        </w:rPr>
-        <w:t xml:space="preserve">Maintaining confidentiality, integrity, and security of employee records.</w:t>
-      </w:r>
-    </w:p>
-    <w:p>
-      <w:pPr>
-        <w:widowControl w:val="1"/>
-        <w:numPr>
-          <w:ilvl w:val="0"/>
-          <w:numId w:val="10"/>
-        </w:numPr>
-        <w:pBdr>
-          <w:top w:color="000000" w:space="0" w:sz="0" w:val="none"/>
-          <w:left w:color="000000" w:space="0" w:sz="0" w:val="none"/>
-          <w:bottom w:color="000000" w:space="0" w:sz="0" w:val="none"/>
-          <w:right w:color="000000" w:space="0" w:sz="0" w:val="none"/>
-          <w:between w:color="000000" w:space="0" w:sz="0" w:val="none"/>
-        </w:pBdr>
-        <w:spacing w:after="240" w:before="0" w:beforeAutospacing="0" w:line="259" w:lineRule="auto"/>
-        <w:ind w:left="720" w:hanging="360"/>
-        <w:rPr>
-          <w:rFonts w:ascii="Helvetica Neue" w:cs="Helvetica Neue" w:eastAsia="Helvetica Neue" w:hAnsi="Helvetica Neue"/>
-          <w:sz w:val="22"/>
-          <w:szCs w:val="22"/>
-        </w:rPr>
-      </w:pPr>
-      <w:r>
-        <w:rPr>
-          <w:rFonts w:ascii="Helvetica Neue" w:cs="Helvetica Neue" w:eastAsia="Helvetica Neue" w:hAnsi="Helvetica Neue"/>
-          <w:sz w:val="22"/>
-          <w:szCs w:val="22"/>
-          <w:rtl w:val="0"/>
-        </w:rPr>
-        <w:t xml:space="preserve">Providing transparency on how employee data is handled and ensuring employees’ rights are respected.</w:t>
-      </w:r>
-    </w:p>
-    <w:p>
-      <w:pPr>
-        <w:pStyle w:val="Heading2"/>
-        <w:keepNext w:val="0"/>
-        <w:widowControl w:val="1"/>
-        <w:pBdr>
-          <w:top w:color="000000" w:space="0" w:sz="0" w:val="none"/>
-          <w:left w:color="000000" w:space="0" w:sz="0" w:val="none"/>
-          <w:bottom w:color="000000" w:space="0" w:sz="0" w:val="none"/>
-          <w:right w:color="000000" w:space="0" w:sz="0" w:val="none"/>
-          <w:between w:color="000000" w:space="0" w:sz="0" w:val="none"/>
-        </w:pBdr>
-        <w:spacing w:after="80" w:before="360" w:line="259" w:lineRule="auto"/>
-        <w:rPr>
-          <w:rFonts w:ascii="Helvetica Neue" w:cs="Helvetica Neue" w:eastAsia="Helvetica Neue" w:hAnsi="Helvetica Neue"/>
-          <w:i w:val="0"/>
-          <w:sz w:val="34"/>
-          <w:szCs w:val="34"/>
-        </w:rPr>
-      </w:pPr>
-      <w:bookmarkStart w:colFirst="0" w:colLast="0" w:name="_heading=h.bemlkeg7pzq2" w:id="3"/>
-      <w:bookmarkEnd w:id="3"/>
-      <w:r>
-        <w:rPr>
-          <w:rFonts w:ascii="Helvetica Neue" w:cs="Helvetica Neue" w:eastAsia="Helvetica Neue" w:hAnsi="Helvetica Neue"/>
-          <w:i w:val="0"/>
-          <w:sz w:val="34"/>
-          <w:szCs w:val="34"/>
-          <w:rtl w:val="0"/>
-        </w:rPr>
-        <w:t xml:space="preserve">4. Categories of Employee Data Collected</w:t>
-      </w:r>
-    </w:p>
-    <w:p>
-      <w:pPr>
-        <w:widowControl w:val="1"/>
-        <w:pBdr>
-          <w:top w:color="000000" w:space="0" w:sz="0" w:val="none"/>
-          <w:left w:color="000000" w:space="0" w:sz="0" w:val="none"/>
-          <w:bottom w:color="000000" w:space="0" w:sz="0" w:val="none"/>
-          <w:right w:color="000000" w:space="0" w:sz="0" w:val="none"/>
-          <w:between w:color="000000" w:space="0" w:sz="0" w:val="none"/>
-        </w:pBdr>
-        <w:spacing w:after="240" w:before="240" w:line="259" w:lineRule="auto"/>
-        <w:rPr>
-          <w:rFonts w:ascii="Helvetica Neue" w:cs="Helvetica Neue" w:eastAsia="Helvetica Neue" w:hAnsi="Helvetica Neue"/>
-          <w:sz w:val="22"/>
-          <w:szCs w:val="22"/>
-        </w:rPr>
-      </w:pPr>
-      <w:r>
-        <w:rPr>
-          <w:rFonts w:ascii="Helvetica Neue" w:cs="Helvetica Neue" w:eastAsia="Helvetica Neue" w:hAnsi="Helvetica Neue"/>
-          <w:sz w:val="22"/>
-          <w:szCs w:val="22"/>
-          <w:rtl w:val="0"/>
-        </w:rPr>
-        <w:t xml:space="preserve">Zediant may collect and maintain the following types of personal information:</w:t>
-      </w:r>
-    </w:p>
-    <w:p>
-      <w:pPr>
-        <w:widowControl w:val="1"/>
-        <w:numPr>
-          <w:ilvl w:val="0"/>
-          <w:numId w:val="1"/>
-        </w:numPr>
-        <w:pBdr>
-          <w:top w:color="000000" w:space="0" w:sz="0" w:val="none"/>
-          <w:left w:color="000000" w:space="0" w:sz="0" w:val="none"/>
-          <w:bottom w:color="000000" w:space="0" w:sz="0" w:val="none"/>
-          <w:right w:color="000000" w:space="0" w:sz="0" w:val="none"/>
-          <w:between w:color="000000" w:space="0" w:sz="0" w:val="none"/>
-        </w:pBdr>
-        <w:spacing w:after="0" w:afterAutospacing="0" w:before="240" w:line="259" w:lineRule="auto"/>
-        <w:ind w:left="720" w:hanging="360"/>
-        <w:rPr>
-          <w:rFonts w:ascii="Helvetica Neue" w:cs="Helvetica Neue" w:eastAsia="Helvetica Neue" w:hAnsi="Helvetica Neue"/>
-          <w:sz w:val="22"/>
-          <w:szCs w:val="22"/>
-        </w:rPr>
-      </w:pPr>
-      <w:r>
-        <w:rPr>
-          <w:rFonts w:ascii="Helvetica Neue" w:cs="Helvetica Neue" w:eastAsia="Helvetica Neue" w:hAnsi="Helvetica Neue"/>
-          <w:b w:val="1"/>
-          <w:sz w:val="22"/>
-          <w:szCs w:val="22"/>
-          <w:rtl w:val="0"/>
-        </w:rPr>
-        <w:t xml:space="preserve">Identification Data:</w:t>
-      </w:r>
-      <w:r>
-        <w:rPr>
-          <w:rFonts w:ascii="Helvetica Neue" w:cs="Helvetica Neue" w:eastAsia="Helvetica Neue" w:hAnsi="Helvetica Neue"/>
-          <w:sz w:val="22"/>
-          <w:szCs w:val="22"/>
-          <w:rtl w:val="0"/>
-        </w:rPr>
-        <w:t xml:space="preserve"> Name, date of birth, contact information, government-issued IDs.</w:t>
-      </w:r>
-    </w:p>
-    <w:p>
-      <w:pPr>
-        <w:widowControl w:val="1"/>
-        <w:numPr>
-          <w:ilvl w:val="0"/>
-          <w:numId w:val="1"/>
-        </w:numPr>
-        <w:pBdr>
-          <w:top w:color="000000" w:space="0" w:sz="0" w:val="none"/>
-          <w:left w:color="000000" w:space="0" w:sz="0" w:val="none"/>
-          <w:bottom w:color="000000" w:space="0" w:sz="0" w:val="none"/>
-          <w:right w:color="000000" w:space="0" w:sz="0" w:val="none"/>
-          <w:between w:color="000000" w:space="0" w:sz="0" w:val="none"/>
-        </w:pBdr>
-        <w:spacing w:after="0" w:afterAutospacing="0" w:before="0" w:beforeAutospacing="0" w:line="259" w:lineRule="auto"/>
-        <w:ind w:left="720" w:hanging="360"/>
-        <w:rPr>
-          <w:rFonts w:ascii="Helvetica Neue" w:cs="Helvetica Neue" w:eastAsia="Helvetica Neue" w:hAnsi="Helvetica Neue"/>
-          <w:sz w:val="22"/>
-          <w:szCs w:val="22"/>
-        </w:rPr>
-      </w:pPr>
-      <w:r>
-        <w:rPr>
-          <w:rFonts w:ascii="Helvetica Neue" w:cs="Helvetica Neue" w:eastAsia="Helvetica Neue" w:hAnsi="Helvetica Neue"/>
-          <w:b w:val="1"/>
-          <w:sz w:val="22"/>
-          <w:szCs w:val="22"/>
-          <w:rtl w:val="0"/>
-        </w:rPr>
-        <w:t xml:space="preserve">Employment Data:</w:t>
-      </w:r>
-      <w:r>
-        <w:rPr>
-          <w:rFonts w:ascii="Helvetica Neue" w:cs="Helvetica Neue" w:eastAsia="Helvetica Neue" w:hAnsi="Helvetica Neue"/>
-          <w:sz w:val="22"/>
-          <w:szCs w:val="22"/>
-          <w:rtl w:val="0"/>
-        </w:rPr>
-        <w:t xml:space="preserve"> Job title, department, employee ID, contract terms, performance records, and attendance logs.</w:t>
-      </w:r>
-    </w:p>
-    <w:p>
-      <w:pPr>
-        <w:widowControl w:val="1"/>
-        <w:numPr>
-          <w:ilvl w:val="0"/>
-          <w:numId w:val="1"/>
-        </w:numPr>
-        <w:pBdr>
-          <w:top w:color="000000" w:space="0" w:sz="0" w:val="none"/>
-          <w:left w:color="000000" w:space="0" w:sz="0" w:val="none"/>
-          <w:bottom w:color="000000" w:space="0" w:sz="0" w:val="none"/>
-          <w:right w:color="000000" w:space="0" w:sz="0" w:val="none"/>
-          <w:between w:color="000000" w:space="0" w:sz="0" w:val="none"/>
-        </w:pBdr>
-        <w:spacing w:after="0" w:afterAutospacing="0" w:before="0" w:beforeAutospacing="0" w:line="259" w:lineRule="auto"/>
-        <w:ind w:left="720" w:hanging="360"/>
-        <w:rPr>
-          <w:rFonts w:ascii="Helvetica Neue" w:cs="Helvetica Neue" w:eastAsia="Helvetica Neue" w:hAnsi="Helvetica Neue"/>
-          <w:sz w:val="22"/>
-          <w:szCs w:val="22"/>
-        </w:rPr>
-      </w:pPr>
-      <w:r>
-        <w:rPr>
-          <w:rFonts w:ascii="Helvetica Neue" w:cs="Helvetica Neue" w:eastAsia="Helvetica Neue" w:hAnsi="Helvetica Neue"/>
-          <w:b w:val="1"/>
-          <w:sz w:val="22"/>
-          <w:szCs w:val="22"/>
-          <w:rtl w:val="0"/>
-        </w:rPr>
-        <w:t xml:space="preserve">Financial Data:</w:t>
-      </w:r>
-      <w:r>
-        <w:rPr>
-          <w:rFonts w:ascii="Helvetica Neue" w:cs="Helvetica Neue" w:eastAsia="Helvetica Neue" w:hAnsi="Helvetica Neue"/>
-          <w:sz w:val="22"/>
-          <w:szCs w:val="22"/>
-          <w:rtl w:val="0"/>
-        </w:rPr>
-        <w:t xml:space="preserve"> Bank account details, salary information, tax records, reimbursement claims.</w:t>
-      </w:r>
-    </w:p>
-    <w:p>
-      <w:pPr>
-        <w:widowControl w:val="1"/>
-        <w:numPr>
-          <w:ilvl w:val="0"/>
-          <w:numId w:val="1"/>
-        </w:numPr>
-        <w:pBdr>
-          <w:top w:color="000000" w:space="0" w:sz="0" w:val="none"/>
-          <w:left w:color="000000" w:space="0" w:sz="0" w:val="none"/>
-          <w:bottom w:color="000000" w:space="0" w:sz="0" w:val="none"/>
-          <w:right w:color="000000" w:space="0" w:sz="0" w:val="none"/>
-          <w:between w:color="000000" w:space="0" w:sz="0" w:val="none"/>
-        </w:pBdr>
-        <w:spacing w:after="0" w:afterAutospacing="0" w:before="0" w:beforeAutospacing="0" w:line="259" w:lineRule="auto"/>
-        <w:ind w:left="720" w:hanging="360"/>
-        <w:rPr>
-          <w:rFonts w:ascii="Helvetica Neue" w:cs="Helvetica Neue" w:eastAsia="Helvetica Neue" w:hAnsi="Helvetica Neue"/>
-          <w:sz w:val="22"/>
-          <w:szCs w:val="22"/>
-        </w:rPr>
-      </w:pPr>
-      <w:r>
-        <w:rPr>
-          <w:rFonts w:ascii="Helvetica Neue" w:cs="Helvetica Neue" w:eastAsia="Helvetica Neue" w:hAnsi="Helvetica Neue"/>
-          <w:b w:val="1"/>
-          <w:sz w:val="22"/>
-          <w:szCs w:val="22"/>
-          <w:rtl w:val="0"/>
-        </w:rPr>
-        <w:t xml:space="preserve">Health &amp; Safety Data:</w:t>
-      </w:r>
-      <w:r>
-        <w:rPr>
-          <w:rFonts w:ascii="Helvetica Neue" w:cs="Helvetica Neue" w:eastAsia="Helvetica Neue" w:hAnsi="Helvetica Neue"/>
-          <w:sz w:val="22"/>
-          <w:szCs w:val="22"/>
-          <w:rtl w:val="0"/>
-        </w:rPr>
-        <w:t xml:space="preserve"> Medical certificates (where required by law), emergency contacts.</w:t>
-      </w:r>
-    </w:p>
-    <w:p>
-      <w:pPr>
-        <w:widowControl w:val="1"/>
-        <w:numPr>
-          <w:ilvl w:val="0"/>
-          <w:numId w:val="1"/>
-        </w:numPr>
-        <w:pBdr>
-          <w:top w:color="000000" w:space="0" w:sz="0" w:val="none"/>
-          <w:left w:color="000000" w:space="0" w:sz="0" w:val="none"/>
-          <w:bottom w:color="000000" w:space="0" w:sz="0" w:val="none"/>
-          <w:right w:color="000000" w:space="0" w:sz="0" w:val="none"/>
-          <w:between w:color="000000" w:space="0" w:sz="0" w:val="none"/>
-        </w:pBdr>
-        <w:spacing w:after="240" w:before="0" w:beforeAutospacing="0" w:line="259" w:lineRule="auto"/>
-        <w:ind w:left="720" w:hanging="360"/>
-        <w:rPr>
-          <w:rFonts w:ascii="Helvetica Neue" w:cs="Helvetica Neue" w:eastAsia="Helvetica Neue" w:hAnsi="Helvetica Neue"/>
-          <w:sz w:val="22"/>
-          <w:szCs w:val="22"/>
-        </w:rPr>
-      </w:pPr>
-      <w:r>
-        <w:rPr>
-          <w:rFonts w:ascii="Helvetica Neue" w:cs="Helvetica Neue" w:eastAsia="Helvetica Neue" w:hAnsi="Helvetica Neue"/>
-          <w:b w:val="1"/>
-          <w:sz w:val="22"/>
-          <w:szCs w:val="22"/>
-          <w:rtl w:val="0"/>
-        </w:rPr>
-        <w:t xml:space="preserve">IT &amp; Security Data:</w:t>
-      </w:r>
-      <w:r>
-        <w:rPr>
-          <w:rFonts w:ascii="Helvetica Neue" w:cs="Helvetica Neue" w:eastAsia="Helvetica Neue" w:hAnsi="Helvetica Neue"/>
-          <w:sz w:val="22"/>
-          <w:szCs w:val="22"/>
-          <w:rtl w:val="0"/>
-        </w:rPr>
-        <w:t xml:space="preserve"> System login details, access logs, device IDs, email/communication metadata (for monitoring and security purposes).</w:t>
-      </w:r>
-    </w:p>
-    <w:p>
-      <w:pPr>
-        <w:pStyle w:val="Heading2"/>
-        <w:keepNext w:val="0"/>
-        <w:widowControl w:val="1"/>
-        <w:pBdr>
-          <w:top w:color="000000" w:space="0" w:sz="0" w:val="none"/>
-          <w:left w:color="000000" w:space="0" w:sz="0" w:val="none"/>
-          <w:bottom w:color="000000" w:space="0" w:sz="0" w:val="none"/>
-          <w:right w:color="000000" w:space="0" w:sz="0" w:val="none"/>
-          <w:between w:color="000000" w:space="0" w:sz="0" w:val="none"/>
-        </w:pBdr>
-        <w:spacing w:after="80" w:before="360" w:line="259" w:lineRule="auto"/>
-        <w:rPr>
-          <w:rFonts w:ascii="Helvetica Neue" w:cs="Helvetica Neue" w:eastAsia="Helvetica Neue" w:hAnsi="Helvetica Neue"/>
-          <w:i w:val="0"/>
-          <w:sz w:val="34"/>
-          <w:szCs w:val="34"/>
-        </w:rPr>
-      </w:pPr>
-      <w:bookmarkStart w:colFirst="0" w:colLast="0" w:name="_heading=h.yfw84iljjv3i" w:id="4"/>
-      <w:bookmarkEnd w:id="4"/>
-      <w:r>
-        <w:rPr>
-          <w:rFonts w:ascii="Helvetica Neue" w:cs="Helvetica Neue" w:eastAsia="Helvetica Neue" w:hAnsi="Helvetica Neue"/>
-          <w:i w:val="0"/>
-          <w:sz w:val="34"/>
-          <w:szCs w:val="34"/>
-          <w:rtl w:val="0"/>
-        </w:rPr>
-        <w:t xml:space="preserve">5. Use of Employee Data</w:t>
-      </w:r>
-    </w:p>
-    <w:p>
-      <w:pPr>
-        <w:widowControl w:val="1"/>
-        <w:pBdr>
-          <w:top w:color="000000" w:space="0" w:sz="0" w:val="none"/>
-          <w:left w:color="000000" w:space="0" w:sz="0" w:val="none"/>
-          <w:bottom w:color="000000" w:space="0" w:sz="0" w:val="none"/>
-          <w:right w:color="000000" w:space="0" w:sz="0" w:val="none"/>
-          <w:between w:color="000000" w:space="0" w:sz="0" w:val="none"/>
-        </w:pBdr>
-        <w:spacing w:after="240" w:before="240" w:line="259" w:lineRule="auto"/>
-        <w:rPr>
-          <w:rFonts w:ascii="Helvetica Neue" w:cs="Helvetica Neue" w:eastAsia="Helvetica Neue" w:hAnsi="Helvetica Neue"/>
-          <w:sz w:val="22"/>
-          <w:szCs w:val="22"/>
-        </w:rPr>
-      </w:pPr>
-      <w:r>
-        <w:rPr>
-          <w:rFonts w:ascii="Helvetica Neue" w:cs="Helvetica Neue" w:eastAsia="Helvetica Neue" w:hAnsi="Helvetica Neue"/>
-          <w:sz w:val="22"/>
-          <w:szCs w:val="22"/>
-          <w:rtl w:val="0"/>
-        </w:rPr>
-        <w:t xml:space="preserve">Employee personal data will be used only for:</w:t>
-      </w:r>
-    </w:p>
-    <w:p>
-      <w:pPr>
-        <w:widowControl w:val="1"/>
-        <w:numPr>
-          <w:ilvl w:val="0"/>
-          <w:numId w:val="6"/>
-        </w:numPr>
-        <w:pBdr>
-          <w:top w:color="000000" w:space="0" w:sz="0" w:val="none"/>
-          <w:left w:color="000000" w:space="0" w:sz="0" w:val="none"/>
-          <w:bottom w:color="000000" w:space="0" w:sz="0" w:val="none"/>
-          <w:right w:color="000000" w:space="0" w:sz="0" w:val="none"/>
-          <w:between w:color="000000" w:space="0" w:sz="0" w:val="none"/>
-        </w:pBdr>
-        <w:spacing w:after="0" w:afterAutospacing="0" w:before="240" w:line="259" w:lineRule="auto"/>
-        <w:ind w:left="720" w:hanging="360"/>
-        <w:rPr>
-          <w:rFonts w:ascii="Helvetica Neue" w:cs="Helvetica Neue" w:eastAsia="Helvetica Neue" w:hAnsi="Helvetica Neue"/>
-          <w:sz w:val="22"/>
-          <w:szCs w:val="22"/>
-        </w:rPr>
-      </w:pPr>
-      <w:r>
-        <w:rPr>
-          <w:rFonts w:ascii="Helvetica Neue" w:cs="Helvetica Neue" w:eastAsia="Helvetica Neue" w:hAnsi="Helvetica Neue"/>
-          <w:sz w:val="22"/>
-          <w:szCs w:val="22"/>
-          <w:rtl w:val="0"/>
-        </w:rPr>
-        <w:t xml:space="preserve">HR administration (payroll, benefits, training, performance).</w:t>
-      </w:r>
-    </w:p>
-    <w:p>
-      <w:pPr>
-        <w:widowControl w:val="1"/>
-        <w:numPr>
-          <w:ilvl w:val="0"/>
-          <w:numId w:val="6"/>
-        </w:numPr>
-        <w:pBdr>
-          <w:top w:color="000000" w:space="0" w:sz="0" w:val="none"/>
-          <w:left w:color="000000" w:space="0" w:sz="0" w:val="none"/>
-          <w:bottom w:color="000000" w:space="0" w:sz="0" w:val="none"/>
-          <w:right w:color="000000" w:space="0" w:sz="0" w:val="none"/>
-          <w:between w:color="000000" w:space="0" w:sz="0" w:val="none"/>
-        </w:pBdr>
-        <w:spacing w:after="0" w:afterAutospacing="0" w:before="0" w:beforeAutospacing="0" w:line="259" w:lineRule="auto"/>
-        <w:ind w:left="720" w:hanging="360"/>
-        <w:rPr>
-          <w:rFonts w:ascii="Helvetica Neue" w:cs="Helvetica Neue" w:eastAsia="Helvetica Neue" w:hAnsi="Helvetica Neue"/>
-          <w:sz w:val="22"/>
-          <w:szCs w:val="22"/>
-        </w:rPr>
-      </w:pPr>
-      <w:r>
-        <w:rPr>
-          <w:rFonts w:ascii="Helvetica Neue" w:cs="Helvetica Neue" w:eastAsia="Helvetica Neue" w:hAnsi="Helvetica Neue"/>
-          <w:sz w:val="22"/>
-          <w:szCs w:val="22"/>
-          <w:rtl w:val="0"/>
-        </w:rPr>
-        <w:t xml:space="preserve">Legal and regulatory compliance.</w:t>
-      </w:r>
-    </w:p>
-    <w:p>
-      <w:pPr>
-        <w:widowControl w:val="1"/>
-        <w:numPr>
-          <w:ilvl w:val="0"/>
-          <w:numId w:val="6"/>
-        </w:numPr>
-        <w:pBdr>
-          <w:top w:color="000000" w:space="0" w:sz="0" w:val="none"/>
-          <w:left w:color="000000" w:space="0" w:sz="0" w:val="none"/>
-          <w:bottom w:color="000000" w:space="0" w:sz="0" w:val="none"/>
-          <w:right w:color="000000" w:space="0" w:sz="0" w:val="none"/>
-          <w:between w:color="000000" w:space="0" w:sz="0" w:val="none"/>
-        </w:pBdr>
-        <w:spacing w:after="0" w:afterAutospacing="0" w:before="0" w:beforeAutospacing="0" w:line="259" w:lineRule="auto"/>
-        <w:ind w:left="720" w:hanging="360"/>
-        <w:rPr>
-          <w:rFonts w:ascii="Helvetica Neue" w:cs="Helvetica Neue" w:eastAsia="Helvetica Neue" w:hAnsi="Helvetica Neue"/>
-          <w:sz w:val="22"/>
-          <w:szCs w:val="22"/>
-        </w:rPr>
-      </w:pPr>
-      <w:r>
-        <w:rPr>
-          <w:rFonts w:ascii="Helvetica Neue" w:cs="Helvetica Neue" w:eastAsia="Helvetica Neue" w:hAnsi="Helvetica Neue"/>
-          <w:sz w:val="22"/>
-          <w:szCs w:val="22"/>
-          <w:rtl w:val="0"/>
-        </w:rPr>
-        <w:t xml:space="preserve">Security and operational monitoring (system access logs, incident investigations).</w:t>
-      </w:r>
-    </w:p>
-    <w:p>
-      <w:pPr>
-        <w:widowControl w:val="1"/>
-        <w:numPr>
-          <w:ilvl w:val="0"/>
-          <w:numId w:val="6"/>
-        </w:numPr>
-        <w:pBdr>
-          <w:top w:color="000000" w:space="0" w:sz="0" w:val="none"/>
-          <w:left w:color="000000" w:space="0" w:sz="0" w:val="none"/>
-          <w:bottom w:color="000000" w:space="0" w:sz="0" w:val="none"/>
-          <w:right w:color="000000" w:space="0" w:sz="0" w:val="none"/>
-          <w:between w:color="000000" w:space="0" w:sz="0" w:val="none"/>
-        </w:pBdr>
-        <w:spacing w:after="0" w:afterAutospacing="0" w:before="0" w:beforeAutospacing="0" w:line="259" w:lineRule="auto"/>
-        <w:ind w:left="720" w:hanging="360"/>
-        <w:rPr>
-          <w:rFonts w:ascii="Helvetica Neue" w:cs="Helvetica Neue" w:eastAsia="Helvetica Neue" w:hAnsi="Helvetica Neue"/>
-          <w:sz w:val="22"/>
-          <w:szCs w:val="22"/>
-        </w:rPr>
-      </w:pPr>
-      <w:r>
-        <w:rPr>
-          <w:rFonts w:ascii="Helvetica Neue" w:cs="Helvetica Neue" w:eastAsia="Helvetica Neue" w:hAnsi="Helvetica Neue"/>
-          <w:sz w:val="22"/>
-          <w:szCs w:val="22"/>
-          <w:rtl w:val="0"/>
-        </w:rPr>
-        <w:t xml:space="preserve">Business continuity and workplace safety.</w:t>
-      </w:r>
-    </w:p>
-    <w:p>
-      <w:pPr>
-        <w:widowControl w:val="1"/>
-        <w:numPr>
-          <w:ilvl w:val="0"/>
-          <w:numId w:val="6"/>
-        </w:numPr>
-        <w:pBdr>
-          <w:top w:color="000000" w:space="0" w:sz="0" w:val="none"/>
-          <w:left w:color="000000" w:space="0" w:sz="0" w:val="none"/>
-          <w:bottom w:color="000000" w:space="0" w:sz="0" w:val="none"/>
-          <w:right w:color="000000" w:space="0" w:sz="0" w:val="none"/>
-          <w:between w:color="000000" w:space="0" w:sz="0" w:val="none"/>
-        </w:pBdr>
-        <w:spacing w:after="240" w:before="0" w:beforeAutospacing="0" w:line="259" w:lineRule="auto"/>
-        <w:ind w:left="720" w:hanging="360"/>
-        <w:rPr>
-          <w:rFonts w:ascii="Helvetica Neue" w:cs="Helvetica Neue" w:eastAsia="Helvetica Neue" w:hAnsi="Helvetica Neue"/>
-          <w:sz w:val="22"/>
-          <w:szCs w:val="22"/>
-        </w:rPr>
-      </w:pPr>
-      <w:r>
-        <w:rPr>
-          <w:rFonts w:ascii="Helvetica Neue" w:cs="Helvetica Neue" w:eastAsia="Helvetica Neue" w:hAnsi="Helvetica Neue"/>
-          <w:sz w:val="22"/>
-          <w:szCs w:val="22"/>
-          <w:rtl w:val="0"/>
-        </w:rPr>
-        <w:t xml:space="preserve">Background verification (with consent).</w:t>
-      </w:r>
-    </w:p>
-    <w:p>
-      <w:pPr>
-        <w:pStyle w:val="Heading2"/>
-        <w:keepNext w:val="0"/>
-        <w:widowControl w:val="1"/>
-        <w:pBdr>
-          <w:top w:color="000000" w:space="0" w:sz="0" w:val="none"/>
-          <w:left w:color="000000" w:space="0" w:sz="0" w:val="none"/>
-          <w:bottom w:color="000000" w:space="0" w:sz="0" w:val="none"/>
-          <w:right w:color="000000" w:space="0" w:sz="0" w:val="none"/>
-          <w:between w:color="000000" w:space="0" w:sz="0" w:val="none"/>
-        </w:pBdr>
-        <w:spacing w:after="80" w:before="360" w:line="259" w:lineRule="auto"/>
-        <w:rPr>
-          <w:rFonts w:ascii="Helvetica Neue" w:cs="Helvetica Neue" w:eastAsia="Helvetica Neue" w:hAnsi="Helvetica Neue"/>
-          <w:i w:val="0"/>
-          <w:sz w:val="34"/>
-          <w:szCs w:val="34"/>
-        </w:rPr>
-      </w:pPr>
-      <w:bookmarkStart w:colFirst="0" w:colLast="0" w:name="_heading=h.xrbfa34km5pu" w:id="5"/>
-      <w:bookmarkEnd w:id="5"/>
-      <w:r>
-        <w:rPr>
-          <w:rFonts w:ascii="Helvetica Neue" w:cs="Helvetica Neue" w:eastAsia="Helvetica Neue" w:hAnsi="Helvetica Neue"/>
-          <w:i w:val="0"/>
-          <w:sz w:val="34"/>
-          <w:szCs w:val="34"/>
-          <w:rtl w:val="0"/>
-        </w:rPr>
-        <w:t xml:space="preserve">6. Access Control &amp; Security of Employee Data</w:t>
-      </w:r>
-    </w:p>
-    <w:p>
-      <w:pPr>
-        <w:widowControl w:val="1"/>
-        <w:numPr>
-          <w:ilvl w:val="0"/>
-          <w:numId w:val="3"/>
-        </w:numPr>
-        <w:pBdr>
-          <w:top w:color="000000" w:space="0" w:sz="0" w:val="none"/>
-          <w:left w:color="000000" w:space="0" w:sz="0" w:val="none"/>
-          <w:bottom w:color="000000" w:space="0" w:sz="0" w:val="none"/>
-          <w:right w:color="000000" w:space="0" w:sz="0" w:val="none"/>
-          <w:between w:color="000000" w:space="0" w:sz="0" w:val="none"/>
-        </w:pBdr>
-        <w:spacing w:after="0" w:afterAutospacing="0" w:before="240" w:line="259" w:lineRule="auto"/>
-        <w:ind w:left="720" w:hanging="360"/>
-        <w:rPr>
-          <w:rFonts w:ascii="Helvetica Neue" w:cs="Helvetica Neue" w:eastAsia="Helvetica Neue" w:hAnsi="Helvetica Neue"/>
-          <w:sz w:val="22"/>
-          <w:szCs w:val="22"/>
-        </w:rPr>
-      </w:pPr>
-      <w:r>
-        <w:rPr>
-          <w:rFonts w:ascii="Helvetica Neue" w:cs="Helvetica Neue" w:eastAsia="Helvetica Neue" w:hAnsi="Helvetica Neue"/>
-          <w:sz w:val="22"/>
-          <w:szCs w:val="22"/>
-          <w:rtl w:val="0"/>
-        </w:rPr>
-        <w:t xml:space="preserve">Employee data is stored in secure systems with access restricted to authorized HR, IT, and management personnel.</w:t>
-      </w:r>
-    </w:p>
-    <w:p>
-      <w:pPr>
-        <w:widowControl w:val="1"/>
-        <w:numPr>
-          <w:ilvl w:val="0"/>
-          <w:numId w:val="3"/>
-        </w:numPr>
-        <w:pBdr>
-          <w:top w:color="000000" w:space="0" w:sz="0" w:val="none"/>
-          <w:left w:color="000000" w:space="0" w:sz="0" w:val="none"/>
-          <w:bottom w:color="000000" w:space="0" w:sz="0" w:val="none"/>
-          <w:right w:color="000000" w:space="0" w:sz="0" w:val="none"/>
-          <w:between w:color="000000" w:space="0" w:sz="0" w:val="none"/>
-        </w:pBdr>
-        <w:spacing w:after="0" w:afterAutospacing="0" w:before="0" w:beforeAutospacing="0" w:line="259" w:lineRule="auto"/>
-        <w:ind w:left="720" w:hanging="360"/>
-        <w:rPr>
-          <w:rFonts w:ascii="Helvetica Neue" w:cs="Helvetica Neue" w:eastAsia="Helvetica Neue" w:hAnsi="Helvetica Neue"/>
-          <w:sz w:val="22"/>
-          <w:szCs w:val="22"/>
-        </w:rPr>
-      </w:pPr>
-      <w:r>
-        <w:rPr>
-          <w:rFonts w:ascii="Helvetica Neue" w:cs="Helvetica Neue" w:eastAsia="Helvetica Neue" w:hAnsi="Helvetica Neue"/>
-          <w:sz w:val="22"/>
-          <w:szCs w:val="22"/>
-          <w:rtl w:val="0"/>
-        </w:rPr>
-        <w:t xml:space="preserve">Access is governed by the principle of </w:t>
-      </w:r>
-      <w:r>
-        <w:rPr>
-          <w:rFonts w:ascii="Helvetica Neue" w:cs="Helvetica Neue" w:eastAsia="Helvetica Neue" w:hAnsi="Helvetica Neue"/>
-          <w:b w:val="1"/>
-          <w:sz w:val="22"/>
-          <w:szCs w:val="22"/>
-          <w:rtl w:val="0"/>
-        </w:rPr>
-        <w:t xml:space="preserve">least privilege</w:t>
-      </w:r>
-      <w:r>
-        <w:rPr>
-          <w:rFonts w:ascii="Helvetica Neue" w:cs="Helvetica Neue" w:eastAsia="Helvetica Neue" w:hAnsi="Helvetica Neue"/>
-          <w:sz w:val="22"/>
-          <w:szCs w:val="22"/>
-          <w:rtl w:val="0"/>
-        </w:rPr>
-        <w:t xml:space="preserve">.</w:t>
-      </w:r>
-    </w:p>
-    <w:p>
-      <w:pPr>
-        <w:widowControl w:val="1"/>
-        <w:numPr>
-          <w:ilvl w:val="0"/>
-          <w:numId w:val="3"/>
-        </w:numPr>
-        <w:pBdr>
-          <w:top w:color="000000" w:space="0" w:sz="0" w:val="none"/>
-          <w:left w:color="000000" w:space="0" w:sz="0" w:val="none"/>
-          <w:bottom w:color="000000" w:space="0" w:sz="0" w:val="none"/>
-          <w:right w:color="000000" w:space="0" w:sz="0" w:val="none"/>
-          <w:between w:color="000000" w:space="0" w:sz="0" w:val="none"/>
-        </w:pBdr>
-        <w:spacing w:after="0" w:afterAutospacing="0" w:before="0" w:beforeAutospacing="0" w:line="259" w:lineRule="auto"/>
-        <w:ind w:left="720" w:hanging="360"/>
-        <w:rPr>
-          <w:rFonts w:ascii="Helvetica Neue" w:cs="Helvetica Neue" w:eastAsia="Helvetica Neue" w:hAnsi="Helvetica Neue"/>
-          <w:sz w:val="22"/>
-          <w:szCs w:val="22"/>
-        </w:rPr>
-      </w:pPr>
-      <w:r>
-        <w:rPr>
-          <w:rFonts w:ascii="Helvetica Neue" w:cs="Helvetica Neue" w:eastAsia="Helvetica Neue" w:hAnsi="Helvetica Neue"/>
-          <w:sz w:val="22"/>
-          <w:szCs w:val="22"/>
-          <w:rtl w:val="0"/>
-        </w:rPr>
-        <w:t xml:space="preserve">All employee records are encrypted at rest and in transit.</w:t>
-      </w:r>
-    </w:p>
-    <w:p>
-      <w:pPr>
-        <w:widowControl w:val="1"/>
-        <w:numPr>
-          <w:ilvl w:val="0"/>
-          <w:numId w:val="3"/>
-        </w:numPr>
-        <w:pBdr>
-          <w:top w:color="000000" w:space="0" w:sz="0" w:val="none"/>
-          <w:left w:color="000000" w:space="0" w:sz="0" w:val="none"/>
-          <w:bottom w:color="000000" w:space="0" w:sz="0" w:val="none"/>
-          <w:right w:color="000000" w:space="0" w:sz="0" w:val="none"/>
-          <w:between w:color="000000" w:space="0" w:sz="0" w:val="none"/>
-        </w:pBdr>
-        <w:spacing w:after="0" w:afterAutospacing="0" w:before="0" w:beforeAutospacing="0" w:line="259" w:lineRule="auto"/>
-        <w:ind w:left="720" w:hanging="360"/>
-        <w:rPr>
-          <w:rFonts w:ascii="Helvetica Neue" w:cs="Helvetica Neue" w:eastAsia="Helvetica Neue" w:hAnsi="Helvetica Neue"/>
-          <w:sz w:val="22"/>
-          <w:szCs w:val="22"/>
-        </w:rPr>
-      </w:pPr>
-      <w:r>
-        <w:rPr>
-          <w:rFonts w:ascii="Helvetica Neue" w:cs="Helvetica Neue" w:eastAsia="Helvetica Neue" w:hAnsi="Helvetica Neue"/>
-          <w:sz w:val="22"/>
-          <w:szCs w:val="22"/>
-          <w:rtl w:val="0"/>
-        </w:rPr>
-        <w:t xml:space="preserve">Employee data is not stored on unauthorized devices or removable media.</w:t>
-      </w:r>
-    </w:p>
-    <w:p>
-      <w:pPr>
-        <w:widowControl w:val="1"/>
-        <w:numPr>
-          <w:ilvl w:val="0"/>
-          <w:numId w:val="3"/>
-        </w:numPr>
-        <w:pBdr>
-          <w:top w:color="000000" w:space="0" w:sz="0" w:val="none"/>
-          <w:left w:color="000000" w:space="0" w:sz="0" w:val="none"/>
-          <w:bottom w:color="000000" w:space="0" w:sz="0" w:val="none"/>
-          <w:right w:color="000000" w:space="0" w:sz="0" w:val="none"/>
-          <w:between w:color="000000" w:space="0" w:sz="0" w:val="none"/>
-        </w:pBdr>
-        <w:spacing w:after="240" w:before="0" w:beforeAutospacing="0" w:line="259" w:lineRule="auto"/>
-        <w:ind w:left="720" w:hanging="360"/>
-        <w:rPr>
-          <w:rFonts w:ascii="Helvetica Neue" w:cs="Helvetica Neue" w:eastAsia="Helvetica Neue" w:hAnsi="Helvetica Neue"/>
-          <w:sz w:val="22"/>
-          <w:szCs w:val="22"/>
-        </w:rPr>
-      </w:pPr>
-      <w:r>
-        <w:rPr>
-          <w:rFonts w:ascii="Helvetica Neue" w:cs="Helvetica Neue" w:eastAsia="Helvetica Neue" w:hAnsi="Helvetica Neue"/>
-          <w:sz w:val="22"/>
-          <w:szCs w:val="22"/>
-          <w:rtl w:val="0"/>
-        </w:rPr>
-        <w:t xml:space="preserve">Third-party processors must comply with equivalent data protection standards (SOC 2/ISO 27001).</w:t>
-      </w:r>
-    </w:p>
-    <w:p>
-      <w:pPr>
-        <w:pStyle w:val="Heading2"/>
-        <w:keepNext w:val="0"/>
-        <w:widowControl w:val="1"/>
-        <w:pBdr>
-          <w:top w:color="000000" w:space="0" w:sz="0" w:val="none"/>
-          <w:left w:color="000000" w:space="0" w:sz="0" w:val="none"/>
-          <w:bottom w:color="000000" w:space="0" w:sz="0" w:val="none"/>
-          <w:right w:color="000000" w:space="0" w:sz="0" w:val="none"/>
-          <w:between w:color="000000" w:space="0" w:sz="0" w:val="none"/>
-        </w:pBdr>
-        <w:spacing w:after="80" w:before="360" w:line="259" w:lineRule="auto"/>
-        <w:rPr>
-          <w:rFonts w:ascii="Helvetica Neue" w:cs="Helvetica Neue" w:eastAsia="Helvetica Neue" w:hAnsi="Helvetica Neue"/>
-          <w:i w:val="0"/>
-          <w:sz w:val="34"/>
-          <w:szCs w:val="34"/>
-        </w:rPr>
-      </w:pPr>
-      <w:bookmarkStart w:colFirst="0" w:colLast="0" w:name="_heading=h.6xlu5xmmi4xk" w:id="6"/>
-      <w:bookmarkEnd w:id="6"/>
-      <w:r>
-        <w:rPr>
-          <w:rFonts w:ascii="Helvetica Neue" w:cs="Helvetica Neue" w:eastAsia="Helvetica Neue" w:hAnsi="Helvetica Neue"/>
-          <w:i w:val="0"/>
-          <w:sz w:val="34"/>
-          <w:szCs w:val="34"/>
-          <w:rtl w:val="0"/>
-        </w:rPr>
-        <w:t xml:space="preserve">7. Employee Monitoring and Transparency</w:t>
-      </w:r>
-    </w:p>
-    <w:p>
-      <w:pPr>
-        <w:widowControl w:val="1"/>
-        <w:numPr>
-          <w:ilvl w:val="0"/>
-          <w:numId w:val="8"/>
-        </w:numPr>
-        <w:pBdr>
-          <w:top w:color="000000" w:space="0" w:sz="0" w:val="none"/>
-          <w:left w:color="000000" w:space="0" w:sz="0" w:val="none"/>
-          <w:bottom w:color="000000" w:space="0" w:sz="0" w:val="none"/>
-          <w:right w:color="000000" w:space="0" w:sz="0" w:val="none"/>
-          <w:between w:color="000000" w:space="0" w:sz="0" w:val="none"/>
-        </w:pBdr>
-        <w:spacing w:after="0" w:afterAutospacing="0" w:before="240" w:line="259" w:lineRule="auto"/>
-        <w:ind w:left="720" w:hanging="360"/>
-        <w:rPr>
-          <w:rFonts w:ascii="Helvetica Neue" w:cs="Helvetica Neue" w:eastAsia="Helvetica Neue" w:hAnsi="Helvetica Neue"/>
-          <w:sz w:val="22"/>
-          <w:szCs w:val="22"/>
-        </w:rPr>
-      </w:pPr>
-      <w:r>
-        <w:rPr>
-          <w:rFonts w:ascii="Helvetica Neue" w:cs="Helvetica Neue" w:eastAsia="Helvetica Neue" w:hAnsi="Helvetica Neue"/>
-          <w:sz w:val="22"/>
-          <w:szCs w:val="22"/>
-          <w:rtl w:val="0"/>
-        </w:rPr>
-        <w:t xml:space="preserve">Zediant may monitor IT systems, email, internet usage, and access logs to ensure compliance with policies and security requirements.</w:t>
-      </w:r>
-    </w:p>
-    <w:p>
-      <w:pPr>
-        <w:widowControl w:val="1"/>
-        <w:numPr>
-          <w:ilvl w:val="0"/>
-          <w:numId w:val="8"/>
-        </w:numPr>
-        <w:pBdr>
-          <w:top w:color="000000" w:space="0" w:sz="0" w:val="none"/>
-          <w:left w:color="000000" w:space="0" w:sz="0" w:val="none"/>
-          <w:bottom w:color="000000" w:space="0" w:sz="0" w:val="none"/>
-          <w:right w:color="000000" w:space="0" w:sz="0" w:val="none"/>
-          <w:between w:color="000000" w:space="0" w:sz="0" w:val="none"/>
-        </w:pBdr>
-        <w:spacing w:after="0" w:afterAutospacing="0" w:before="0" w:beforeAutospacing="0" w:line="259" w:lineRule="auto"/>
-        <w:ind w:left="720" w:hanging="360"/>
-        <w:rPr>
-          <w:rFonts w:ascii="Helvetica Neue" w:cs="Helvetica Neue" w:eastAsia="Helvetica Neue" w:hAnsi="Helvetica Neue"/>
-          <w:sz w:val="22"/>
-          <w:szCs w:val="22"/>
-        </w:rPr>
-      </w:pPr>
-      <w:r>
-        <w:rPr>
-          <w:rFonts w:ascii="Helvetica Neue" w:cs="Helvetica Neue" w:eastAsia="Helvetica Neue" w:hAnsi="Helvetica Neue"/>
-          <w:sz w:val="22"/>
-          <w:szCs w:val="22"/>
-          <w:rtl w:val="0"/>
-        </w:rPr>
-        <w:t xml:space="preserve">Monitoring will be proportionate, legally compliant, and used solely for business purposes.</w:t>
-      </w:r>
-    </w:p>
-    <w:p>
-      <w:pPr>
-        <w:widowControl w:val="1"/>
-        <w:numPr>
-          <w:ilvl w:val="0"/>
-          <w:numId w:val="8"/>
-        </w:numPr>
-        <w:pBdr>
-          <w:top w:color="000000" w:space="0" w:sz="0" w:val="none"/>
-          <w:left w:color="000000" w:space="0" w:sz="0" w:val="none"/>
-          <w:bottom w:color="000000" w:space="0" w:sz="0" w:val="none"/>
-          <w:right w:color="000000" w:space="0" w:sz="0" w:val="none"/>
-          <w:between w:color="000000" w:space="0" w:sz="0" w:val="none"/>
-        </w:pBdr>
-        <w:spacing w:after="240" w:before="0" w:beforeAutospacing="0" w:line="259" w:lineRule="auto"/>
-        <w:ind w:left="720" w:hanging="360"/>
-        <w:rPr>
-          <w:rFonts w:ascii="Helvetica Neue" w:cs="Helvetica Neue" w:eastAsia="Helvetica Neue" w:hAnsi="Helvetica Neue"/>
-          <w:sz w:val="22"/>
-          <w:szCs w:val="22"/>
-        </w:rPr>
-      </w:pPr>
-      <w:r>
-        <w:rPr>
-          <w:rFonts w:ascii="Helvetica Neue" w:cs="Helvetica Neue" w:eastAsia="Helvetica Neue" w:hAnsi="Helvetica Neue"/>
-          <w:sz w:val="22"/>
-          <w:szCs w:val="22"/>
-          <w:rtl w:val="0"/>
-        </w:rPr>
-        <w:t xml:space="preserve">Employees will be informed of monitoring practices during onboarding and via policy documents.</w:t>
-      </w:r>
-    </w:p>
-    <w:p>
-      <w:pPr>
-        <w:pStyle w:val="Heading2"/>
-        <w:keepNext w:val="0"/>
-        <w:widowControl w:val="1"/>
-        <w:pBdr>
-          <w:top w:color="000000" w:space="0" w:sz="0" w:val="none"/>
-          <w:left w:color="000000" w:space="0" w:sz="0" w:val="none"/>
-          <w:bottom w:color="000000" w:space="0" w:sz="0" w:val="none"/>
-          <w:right w:color="000000" w:space="0" w:sz="0" w:val="none"/>
-          <w:between w:color="000000" w:space="0" w:sz="0" w:val="none"/>
-        </w:pBdr>
-        <w:spacing w:after="80" w:before="360" w:line="259" w:lineRule="auto"/>
-        <w:rPr>
-          <w:rFonts w:ascii="Helvetica Neue" w:cs="Helvetica Neue" w:eastAsia="Helvetica Neue" w:hAnsi="Helvetica Neue"/>
-          <w:i w:val="0"/>
-          <w:sz w:val="34"/>
-          <w:szCs w:val="34"/>
-        </w:rPr>
-      </w:pPr>
-      <w:bookmarkStart w:colFirst="0" w:colLast="0" w:name="_heading=h.trxet6smy8k9" w:id="7"/>
-      <w:bookmarkEnd w:id="7"/>
-      <w:r>
-        <w:rPr>
-          <w:rFonts w:ascii="Helvetica Neue" w:cs="Helvetica Neue" w:eastAsia="Helvetica Neue" w:hAnsi="Helvetica Neue"/>
-          <w:i w:val="0"/>
-          <w:sz w:val="34"/>
-          <w:szCs w:val="34"/>
-          <w:rtl w:val="0"/>
-        </w:rPr>
-        <w:t xml:space="preserve">8. Data Retention and Disposal</w:t>
-      </w:r>
-    </w:p>
-    <w:p>
-      <w:pPr>
-        <w:widowControl w:val="1"/>
-        <w:numPr>
-          <w:ilvl w:val="0"/>
-          <w:numId w:val="9"/>
-        </w:numPr>
-        <w:pBdr>
-          <w:top w:color="000000" w:space="0" w:sz="0" w:val="none"/>
-          <w:left w:color="000000" w:space="0" w:sz="0" w:val="none"/>
-          <w:bottom w:color="000000" w:space="0" w:sz="0" w:val="none"/>
-          <w:right w:color="000000" w:space="0" w:sz="0" w:val="none"/>
-          <w:between w:color="000000" w:space="0" w:sz="0" w:val="none"/>
-        </w:pBdr>
-        <w:spacing w:after="0" w:afterAutospacing="0" w:before="240" w:line="259" w:lineRule="auto"/>
-        <w:ind w:left="720" w:hanging="360"/>
-        <w:rPr>
-          <w:rFonts w:ascii="Helvetica Neue" w:cs="Helvetica Neue" w:eastAsia="Helvetica Neue" w:hAnsi="Helvetica Neue"/>
-          <w:sz w:val="22"/>
-          <w:szCs w:val="22"/>
-        </w:rPr>
-      </w:pPr>
-      <w:r>
-        <w:rPr>
-          <w:rFonts w:ascii="Helvetica Neue" w:cs="Helvetica Neue" w:eastAsia="Helvetica Neue" w:hAnsi="Helvetica Neue"/>
-          <w:sz w:val="22"/>
-          <w:szCs w:val="22"/>
-          <w:rtl w:val="0"/>
-        </w:rPr>
-        <w:t xml:space="preserve">Employee records will be retained only for as long as necessary for business, legal, or regulatory purposes.</w:t>
-      </w:r>
-    </w:p>
-    <w:p>
-      <w:pPr>
-        <w:widowControl w:val="1"/>
-        <w:numPr>
-          <w:ilvl w:val="0"/>
-          <w:numId w:val="9"/>
-        </w:numPr>
-        <w:pBdr>
-          <w:top w:color="000000" w:space="0" w:sz="0" w:val="none"/>
-          <w:left w:color="000000" w:space="0" w:sz="0" w:val="none"/>
-          <w:bottom w:color="000000" w:space="0" w:sz="0" w:val="none"/>
-          <w:right w:color="000000" w:space="0" w:sz="0" w:val="none"/>
-          <w:between w:color="000000" w:space="0" w:sz="0" w:val="none"/>
-        </w:pBdr>
-        <w:spacing w:after="0" w:afterAutospacing="0" w:before="0" w:beforeAutospacing="0" w:line="259" w:lineRule="auto"/>
-        <w:ind w:left="720" w:hanging="360"/>
-        <w:rPr>
-          <w:rFonts w:ascii="Helvetica Neue" w:cs="Helvetica Neue" w:eastAsia="Helvetica Neue" w:hAnsi="Helvetica Neue"/>
-          <w:sz w:val="22"/>
-          <w:szCs w:val="22"/>
-        </w:rPr>
-      </w:pPr>
-      <w:r>
-        <w:rPr>
-          <w:rFonts w:ascii="Helvetica Neue" w:cs="Helvetica Neue" w:eastAsia="Helvetica Neue" w:hAnsi="Helvetica Neue"/>
-          <w:sz w:val="22"/>
-          <w:szCs w:val="22"/>
-          <w:rtl w:val="0"/>
-        </w:rPr>
-        <w:t xml:space="preserve">Upon expiration of the retention period, records will be securely destroyed (shredding for paper, secure wiping for electronic files).</w:t>
-      </w:r>
-    </w:p>
-    <w:p>
-      <w:pPr>
-        <w:widowControl w:val="1"/>
-        <w:numPr>
-          <w:ilvl w:val="0"/>
-          <w:numId w:val="9"/>
-        </w:numPr>
-        <w:pBdr>
-          <w:top w:color="000000" w:space="0" w:sz="0" w:val="none"/>
-          <w:left w:color="000000" w:space="0" w:sz="0" w:val="none"/>
-          <w:bottom w:color="000000" w:space="0" w:sz="0" w:val="none"/>
-          <w:right w:color="000000" w:space="0" w:sz="0" w:val="none"/>
-          <w:between w:color="000000" w:space="0" w:sz="0" w:val="none"/>
-        </w:pBdr>
-        <w:spacing w:after="240" w:before="0" w:beforeAutospacing="0" w:line="259" w:lineRule="auto"/>
-        <w:ind w:left="720" w:hanging="360"/>
-        <w:rPr>
-          <w:rFonts w:ascii="Helvetica Neue" w:cs="Helvetica Neue" w:eastAsia="Helvetica Neue" w:hAnsi="Helvetica Neue"/>
-          <w:sz w:val="22"/>
-          <w:szCs w:val="22"/>
-        </w:rPr>
-      </w:pPr>
-      <w:r>
-        <w:rPr>
-          <w:rFonts w:ascii="Helvetica Neue" w:cs="Helvetica Neue" w:eastAsia="Helvetica Neue" w:hAnsi="Helvetica Neue"/>
-          <w:sz w:val="22"/>
-          <w:szCs w:val="22"/>
-          <w:rtl w:val="0"/>
-        </w:rPr>
-        <w:t xml:space="preserve">Former employee IT accounts will be deactivated immediately upon termination, with residual data retained per retention schedules.</w:t>
-      </w:r>
-    </w:p>
-    <w:p>
-      <w:pPr>
-        <w:pStyle w:val="Heading2"/>
-        <w:keepNext w:val="0"/>
-        <w:widowControl w:val="1"/>
-        <w:pBdr>
-          <w:top w:color="000000" w:space="0" w:sz="0" w:val="none"/>
-          <w:left w:color="000000" w:space="0" w:sz="0" w:val="none"/>
-          <w:bottom w:color="000000" w:space="0" w:sz="0" w:val="none"/>
-          <w:right w:color="000000" w:space="0" w:sz="0" w:val="none"/>
-          <w:between w:color="000000" w:space="0" w:sz="0" w:val="none"/>
-        </w:pBdr>
-        <w:spacing w:after="80" w:before="360" w:line="259" w:lineRule="auto"/>
-        <w:rPr>
-          <w:rFonts w:ascii="Helvetica Neue" w:cs="Helvetica Neue" w:eastAsia="Helvetica Neue" w:hAnsi="Helvetica Neue"/>
-          <w:i w:val="0"/>
-          <w:sz w:val="34"/>
-          <w:szCs w:val="34"/>
-        </w:rPr>
-      </w:pPr>
-      <w:bookmarkStart w:colFirst="0" w:colLast="0" w:name="_heading=h.qg0whvp9njes" w:id="8"/>
-      <w:bookmarkEnd w:id="8"/>
-      <w:r>
-        <w:rPr>
-          <w:rFonts w:ascii="Helvetica Neue" w:cs="Helvetica Neue" w:eastAsia="Helvetica Neue" w:hAnsi="Helvetica Neue"/>
-          <w:i w:val="0"/>
-          <w:sz w:val="34"/>
-          <w:szCs w:val="34"/>
-          <w:rtl w:val="0"/>
-        </w:rPr>
-        <w:t xml:space="preserve">9. Employee Rights</w:t>
-      </w:r>
-    </w:p>
-    <w:p>
-      <w:pPr>
-        <w:widowControl w:val="1"/>
-        <w:pBdr>
-          <w:top w:color="000000" w:space="0" w:sz="0" w:val="none"/>
-          <w:left w:color="000000" w:space="0" w:sz="0" w:val="none"/>
-          <w:bottom w:color="000000" w:space="0" w:sz="0" w:val="none"/>
-          <w:right w:color="000000" w:space="0" w:sz="0" w:val="none"/>
-          <w:between w:color="000000" w:space="0" w:sz="0" w:val="none"/>
-        </w:pBdr>
-        <w:spacing w:after="240" w:before="240" w:line="259" w:lineRule="auto"/>
-        <w:rPr>
-          <w:rFonts w:ascii="Helvetica Neue" w:cs="Helvetica Neue" w:eastAsia="Helvetica Neue" w:hAnsi="Helvetica Neue"/>
-          <w:sz w:val="22"/>
-          <w:szCs w:val="22"/>
-        </w:rPr>
-      </w:pPr>
-      <w:r>
-        <w:rPr>
-          <w:rFonts w:ascii="Helvetica Neue" w:cs="Helvetica Neue" w:eastAsia="Helvetica Neue" w:hAnsi="Helvetica Neue"/>
-          <w:sz w:val="22"/>
-          <w:szCs w:val="22"/>
-          <w:rtl w:val="0"/>
-        </w:rPr>
-        <w:t xml:space="preserve">Employees have the right to:</w:t>
-      </w:r>
-    </w:p>
-    <w:p>
-      <w:pPr>
-        <w:widowControl w:val="1"/>
-        <w:numPr>
-          <w:ilvl w:val="0"/>
-          <w:numId w:val="5"/>
-        </w:numPr>
-        <w:pBdr>
-          <w:top w:color="000000" w:space="0" w:sz="0" w:val="none"/>
-          <w:left w:color="000000" w:space="0" w:sz="0" w:val="none"/>
-          <w:bottom w:color="000000" w:space="0" w:sz="0" w:val="none"/>
-          <w:right w:color="000000" w:space="0" w:sz="0" w:val="none"/>
-          <w:between w:color="000000" w:space="0" w:sz="0" w:val="none"/>
-        </w:pBdr>
-        <w:spacing w:after="0" w:afterAutospacing="0" w:before="240" w:line="259" w:lineRule="auto"/>
-        <w:ind w:left="720" w:hanging="360"/>
-        <w:rPr>
-          <w:rFonts w:ascii="Helvetica Neue" w:cs="Helvetica Neue" w:eastAsia="Helvetica Neue" w:hAnsi="Helvetica Neue"/>
-          <w:sz w:val="22"/>
-          <w:szCs w:val="22"/>
-        </w:rPr>
-      </w:pPr>
-      <w:r>
-        <w:rPr>
-          <w:rFonts w:ascii="Helvetica Neue" w:cs="Helvetica Neue" w:eastAsia="Helvetica Neue" w:hAnsi="Helvetica Neue"/>
-          <w:sz w:val="22"/>
-          <w:szCs w:val="22"/>
-          <w:rtl w:val="0"/>
-        </w:rPr>
-        <w:t xml:space="preserve">Access their personal information maintained by Zediant.</w:t>
-      </w:r>
-    </w:p>
-    <w:p>
-      <w:pPr>
-        <w:widowControl w:val="1"/>
-        <w:numPr>
-          <w:ilvl w:val="0"/>
-          <w:numId w:val="5"/>
-        </w:numPr>
-        <w:pBdr>
-          <w:top w:color="000000" w:space="0" w:sz="0" w:val="none"/>
-          <w:left w:color="000000" w:space="0" w:sz="0" w:val="none"/>
-          <w:bottom w:color="000000" w:space="0" w:sz="0" w:val="none"/>
-          <w:right w:color="000000" w:space="0" w:sz="0" w:val="none"/>
-          <w:between w:color="000000" w:space="0" w:sz="0" w:val="none"/>
-        </w:pBdr>
-        <w:spacing w:after="0" w:afterAutospacing="0" w:before="0" w:beforeAutospacing="0" w:line="259" w:lineRule="auto"/>
-        <w:ind w:left="720" w:hanging="360"/>
-        <w:rPr>
-          <w:rFonts w:ascii="Helvetica Neue" w:cs="Helvetica Neue" w:eastAsia="Helvetica Neue" w:hAnsi="Helvetica Neue"/>
-          <w:sz w:val="22"/>
-          <w:szCs w:val="22"/>
-        </w:rPr>
-      </w:pPr>
-      <w:r>
-        <w:rPr>
-          <w:rFonts w:ascii="Helvetica Neue" w:cs="Helvetica Neue" w:eastAsia="Helvetica Neue" w:hAnsi="Helvetica Neue"/>
-          <w:sz w:val="22"/>
-          <w:szCs w:val="22"/>
-          <w:rtl w:val="0"/>
-        </w:rPr>
-        <w:t xml:space="preserve">Request corrections to inaccurate or outdated information.</w:t>
-      </w:r>
-    </w:p>
-    <w:p>
-      <w:pPr>
-        <w:widowControl w:val="1"/>
-        <w:numPr>
-          <w:ilvl w:val="0"/>
-          <w:numId w:val="5"/>
-        </w:numPr>
-        <w:pBdr>
-          <w:top w:color="000000" w:space="0" w:sz="0" w:val="none"/>
-          <w:left w:color="000000" w:space="0" w:sz="0" w:val="none"/>
-          <w:bottom w:color="000000" w:space="0" w:sz="0" w:val="none"/>
-          <w:right w:color="000000" w:space="0" w:sz="0" w:val="none"/>
-          <w:between w:color="000000" w:space="0" w:sz="0" w:val="none"/>
-        </w:pBdr>
-        <w:spacing w:after="0" w:afterAutospacing="0" w:before="0" w:beforeAutospacing="0" w:line="259" w:lineRule="auto"/>
-        <w:ind w:left="720" w:hanging="360"/>
-        <w:rPr>
-          <w:rFonts w:ascii="Helvetica Neue" w:cs="Helvetica Neue" w:eastAsia="Helvetica Neue" w:hAnsi="Helvetica Neue"/>
-          <w:sz w:val="22"/>
-          <w:szCs w:val="22"/>
-        </w:rPr>
-      </w:pPr>
-      <w:r>
-        <w:rPr>
-          <w:rFonts w:ascii="Helvetica Neue" w:cs="Helvetica Neue" w:eastAsia="Helvetica Neue" w:hAnsi="Helvetica Neue"/>
-          <w:sz w:val="22"/>
-          <w:szCs w:val="22"/>
-          <w:rtl w:val="0"/>
-        </w:rPr>
-        <w:t xml:space="preserve">Request clarification on how their data is used.</w:t>
-      </w:r>
-    </w:p>
-    <w:p>
-      <w:pPr>
-        <w:widowControl w:val="1"/>
-        <w:numPr>
-          <w:ilvl w:val="0"/>
-          <w:numId w:val="5"/>
-        </w:numPr>
-        <w:pBdr>
-          <w:top w:color="000000" w:space="0" w:sz="0" w:val="none"/>
-          <w:left w:color="000000" w:space="0" w:sz="0" w:val="none"/>
-          <w:bottom w:color="000000" w:space="0" w:sz="0" w:val="none"/>
-          <w:right w:color="000000" w:space="0" w:sz="0" w:val="none"/>
-          <w:between w:color="000000" w:space="0" w:sz="0" w:val="none"/>
-        </w:pBdr>
-        <w:spacing w:after="240" w:before="0" w:beforeAutospacing="0" w:line="259" w:lineRule="auto"/>
-        <w:ind w:left="720" w:hanging="360"/>
-        <w:rPr>
-          <w:rFonts w:ascii="Helvetica Neue" w:cs="Helvetica Neue" w:eastAsia="Helvetica Neue" w:hAnsi="Helvetica Neue"/>
-          <w:sz w:val="22"/>
-          <w:szCs w:val="22"/>
-        </w:rPr>
-      </w:pPr>
-      <w:r>
-        <w:rPr>
-          <w:rFonts w:ascii="Helvetica Neue" w:cs="Helvetica Neue" w:eastAsia="Helvetica Neue" w:hAnsi="Helvetica Neue"/>
-          <w:sz w:val="22"/>
-          <w:szCs w:val="22"/>
-          <w:rtl w:val="0"/>
-        </w:rPr>
-        <w:t xml:space="preserve">Report privacy concerns or violations without fear of retaliation.</w:t>
-      </w:r>
-    </w:p>
-    <w:p>
-      <w:pPr>
-        <w:widowControl w:val="1"/>
-        <w:pBdr>
-          <w:top w:color="000000" w:space="0" w:sz="0" w:val="none"/>
-          <w:left w:color="000000" w:space="0" w:sz="0" w:val="none"/>
-          <w:bottom w:color="000000" w:space="0" w:sz="0" w:val="none"/>
-          <w:right w:color="000000" w:space="0" w:sz="0" w:val="none"/>
-          <w:between w:color="000000" w:space="0" w:sz="0" w:val="none"/>
-        </w:pBdr>
-        <w:spacing w:after="240" w:before="240" w:line="259" w:lineRule="auto"/>
-        <w:rPr>
-          <w:rFonts w:ascii="Helvetica Neue" w:cs="Helvetica Neue" w:eastAsia="Helvetica Neue" w:hAnsi="Helvetica Neue"/>
-          <w:sz w:val="22"/>
-          <w:szCs w:val="22"/>
-        </w:rPr>
-      </w:pPr>
-      <w:r>
-        <w:rPr>
-          <w:rFonts w:ascii="Helvetica Neue" w:cs="Helvetica Neue" w:eastAsia="Helvetica Neue" w:hAnsi="Helvetica Neue"/>
-          <w:sz w:val="22"/>
-          <w:szCs w:val="22"/>
-          <w:rtl w:val="0"/>
-        </w:rPr>
-        <w:t xml:space="preserve">Requests must be submitted to HR or the IT Security Team and will be addressed within a reasonable timeframe.</w:t>
-      </w:r>
-    </w:p>
-    <w:p>
-      <w:pPr>
-        <w:pStyle w:val="Heading2"/>
-        <w:keepNext w:val="0"/>
-        <w:widowControl w:val="1"/>
-        <w:pBdr>
-          <w:top w:color="000000" w:space="0" w:sz="0" w:val="none"/>
-          <w:left w:color="000000" w:space="0" w:sz="0" w:val="none"/>
-          <w:bottom w:color="000000" w:space="0" w:sz="0" w:val="none"/>
-          <w:right w:color="000000" w:space="0" w:sz="0" w:val="none"/>
-          <w:between w:color="000000" w:space="0" w:sz="0" w:val="none"/>
-        </w:pBdr>
-        <w:spacing w:after="80" w:before="360" w:line="259" w:lineRule="auto"/>
-        <w:rPr>
-          <w:rFonts w:ascii="Helvetica Neue" w:cs="Helvetica Neue" w:eastAsia="Helvetica Neue" w:hAnsi="Helvetica Neue"/>
-          <w:i w:val="0"/>
-          <w:sz w:val="34"/>
-          <w:szCs w:val="34"/>
-        </w:rPr>
-      </w:pPr>
-      <w:bookmarkStart w:colFirst="0" w:colLast="0" w:name="_heading=h.u0yi6v3sj3f0" w:id="9"/>
-      <w:bookmarkEnd w:id="9"/>
-      <w:r>
-        <w:rPr>
-          <w:rFonts w:ascii="Helvetica Neue" w:cs="Helvetica Neue" w:eastAsia="Helvetica Neue" w:hAnsi="Helvetica Neue"/>
-          <w:i w:val="0"/>
-          <w:sz w:val="34"/>
-          <w:szCs w:val="34"/>
-          <w:rtl w:val="0"/>
-        </w:rPr>
-        <w:t xml:space="preserve">10. Roles and Responsibilities</w:t>
-      </w:r>
-    </w:p>
-    <w:p>
-      <w:pPr>
-        <w:widowControl w:val="1"/>
-        <w:numPr>
-          <w:ilvl w:val="0"/>
-          <w:numId w:val="7"/>
-        </w:numPr>
-        <w:pBdr>
-          <w:top w:color="000000" w:space="0" w:sz="0" w:val="none"/>
-          <w:left w:color="000000" w:space="0" w:sz="0" w:val="none"/>
-          <w:bottom w:color="000000" w:space="0" w:sz="0" w:val="none"/>
-          <w:right w:color="000000" w:space="0" w:sz="0" w:val="none"/>
-          <w:between w:color="000000" w:space="0" w:sz="0" w:val="none"/>
-        </w:pBdr>
-        <w:spacing w:after="0" w:afterAutospacing="0" w:before="240" w:line="259" w:lineRule="auto"/>
-        <w:ind w:left="720" w:hanging="360"/>
-        <w:rPr>
-          <w:rFonts w:ascii="Helvetica Neue" w:cs="Helvetica Neue" w:eastAsia="Helvetica Neue" w:hAnsi="Helvetica Neue"/>
-          <w:sz w:val="22"/>
-          <w:szCs w:val="22"/>
-        </w:rPr>
-      </w:pPr>
-      <w:r>
-        <w:rPr>
-          <w:rFonts w:ascii="Helvetica Neue" w:cs="Helvetica Neue" w:eastAsia="Helvetica Neue" w:hAnsi="Helvetica Neue"/>
-          <w:b w:val="1"/>
-          <w:sz w:val="22"/>
-          <w:szCs w:val="22"/>
-          <w:rtl w:val="0"/>
-        </w:rPr>
-        <w:t xml:space="preserve">Employees:</w:t>
-      </w:r>
-      <w:r>
-        <w:rPr>
-          <w:rFonts w:ascii="Helvetica Neue" w:cs="Helvetica Neue" w:eastAsia="Helvetica Neue" w:hAnsi="Helvetica Neue"/>
-          <w:sz w:val="22"/>
-          <w:szCs w:val="22"/>
-          <w:rtl w:val="0"/>
-        </w:rPr>
-        <w:t xml:space="preserve"> Provide accurate information and comply with privacy and security policies.</w:t>
-      </w:r>
-    </w:p>
-    <w:p>
-      <w:pPr>
-        <w:widowControl w:val="1"/>
-        <w:numPr>
-          <w:ilvl w:val="0"/>
-          <w:numId w:val="7"/>
-        </w:numPr>
-        <w:pBdr>
-          <w:top w:color="000000" w:space="0" w:sz="0" w:val="none"/>
-          <w:left w:color="000000" w:space="0" w:sz="0" w:val="none"/>
-          <w:bottom w:color="000000" w:space="0" w:sz="0" w:val="none"/>
-          <w:right w:color="000000" w:space="0" w:sz="0" w:val="none"/>
-          <w:between w:color="000000" w:space="0" w:sz="0" w:val="none"/>
-        </w:pBdr>
-        <w:spacing w:after="0" w:afterAutospacing="0" w:before="0" w:beforeAutospacing="0" w:line="259" w:lineRule="auto"/>
-        <w:ind w:left="720" w:hanging="360"/>
-        <w:rPr>
-          <w:rFonts w:ascii="Helvetica Neue" w:cs="Helvetica Neue" w:eastAsia="Helvetica Neue" w:hAnsi="Helvetica Neue"/>
-          <w:sz w:val="22"/>
-          <w:szCs w:val="22"/>
-        </w:rPr>
-      </w:pPr>
-      <w:r>
-        <w:rPr>
-          <w:rFonts w:ascii="Helvetica Neue" w:cs="Helvetica Neue" w:eastAsia="Helvetica Neue" w:hAnsi="Helvetica Neue"/>
-          <w:b w:val="1"/>
-          <w:sz w:val="22"/>
-          <w:szCs w:val="22"/>
-          <w:rtl w:val="0"/>
-        </w:rPr>
-        <w:t xml:space="preserve">HR Department:</w:t>
-      </w:r>
-      <w:r>
-        <w:rPr>
-          <w:rFonts w:ascii="Helvetica Neue" w:cs="Helvetica Neue" w:eastAsia="Helvetica Neue" w:hAnsi="Helvetica Neue"/>
-          <w:sz w:val="22"/>
-          <w:szCs w:val="22"/>
-          <w:rtl w:val="0"/>
-        </w:rPr>
-        <w:t xml:space="preserve"> Manage employee records and ensure lawful handling.</w:t>
-      </w:r>
-    </w:p>
-    <w:p>
-      <w:pPr>
-        <w:widowControl w:val="1"/>
-        <w:numPr>
-          <w:ilvl w:val="0"/>
-          <w:numId w:val="7"/>
-        </w:numPr>
-        <w:pBdr>
-          <w:top w:color="000000" w:space="0" w:sz="0" w:val="none"/>
-          <w:left w:color="000000" w:space="0" w:sz="0" w:val="none"/>
-          <w:bottom w:color="000000" w:space="0" w:sz="0" w:val="none"/>
-          <w:right w:color="000000" w:space="0" w:sz="0" w:val="none"/>
-          <w:between w:color="000000" w:space="0" w:sz="0" w:val="none"/>
-        </w:pBdr>
-        <w:spacing w:after="0" w:afterAutospacing="0" w:before="0" w:beforeAutospacing="0" w:line="259" w:lineRule="auto"/>
-        <w:ind w:left="720" w:hanging="360"/>
-        <w:rPr>
-          <w:rFonts w:ascii="Helvetica Neue" w:cs="Helvetica Neue" w:eastAsia="Helvetica Neue" w:hAnsi="Helvetica Neue"/>
-          <w:sz w:val="22"/>
-          <w:szCs w:val="22"/>
-        </w:rPr>
-      </w:pPr>
-      <w:r>
-        <w:rPr>
-          <w:rFonts w:ascii="Helvetica Neue" w:cs="Helvetica Neue" w:eastAsia="Helvetica Neue" w:hAnsi="Helvetica Neue"/>
-          <w:b w:val="1"/>
-          <w:sz w:val="22"/>
-          <w:szCs w:val="22"/>
-          <w:rtl w:val="0"/>
-        </w:rPr>
-        <w:t xml:space="preserve">IT Security Team:</w:t>
-      </w:r>
-      <w:r>
-        <w:rPr>
-          <w:rFonts w:ascii="Helvetica Neue" w:cs="Helvetica Neue" w:eastAsia="Helvetica Neue" w:hAnsi="Helvetica Neue"/>
-          <w:sz w:val="22"/>
-          <w:szCs w:val="22"/>
-          <w:rtl w:val="0"/>
-        </w:rPr>
-        <w:t xml:space="preserve"> Safeguard electronic employee data and enforce access controls.</w:t>
-      </w:r>
-    </w:p>
-    <w:p>
-      <w:pPr>
-        <w:widowControl w:val="1"/>
-        <w:numPr>
-          <w:ilvl w:val="0"/>
-          <w:numId w:val="7"/>
-        </w:numPr>
-        <w:pBdr>
-          <w:top w:color="000000" w:space="0" w:sz="0" w:val="none"/>
-          <w:left w:color="000000" w:space="0" w:sz="0" w:val="none"/>
-          <w:bottom w:color="000000" w:space="0" w:sz="0" w:val="none"/>
-          <w:right w:color="000000" w:space="0" w:sz="0" w:val="none"/>
-          <w:between w:color="000000" w:space="0" w:sz="0" w:val="none"/>
-        </w:pBdr>
-        <w:spacing w:after="0" w:afterAutospacing="0" w:before="0" w:beforeAutospacing="0" w:line="259" w:lineRule="auto"/>
-        <w:ind w:left="720" w:hanging="360"/>
-        <w:rPr>
-          <w:rFonts w:ascii="Helvetica Neue" w:cs="Helvetica Neue" w:eastAsia="Helvetica Neue" w:hAnsi="Helvetica Neue"/>
-          <w:sz w:val="22"/>
-          <w:szCs w:val="22"/>
-        </w:rPr>
-      </w:pPr>
-      <w:r>
-        <w:rPr>
-          <w:rFonts w:ascii="Helvetica Neue" w:cs="Helvetica Neue" w:eastAsia="Helvetica Neue" w:hAnsi="Helvetica Neue"/>
-          <w:b w:val="1"/>
-          <w:sz w:val="22"/>
-          <w:szCs w:val="22"/>
-          <w:rtl w:val="0"/>
-        </w:rPr>
-        <w:t xml:space="preserve">Management:</w:t>
-      </w:r>
-      <w:r>
-        <w:rPr>
-          <w:rFonts w:ascii="Helvetica Neue" w:cs="Helvetica Neue" w:eastAsia="Helvetica Neue" w:hAnsi="Helvetica Neue"/>
-          <w:sz w:val="22"/>
-          <w:szCs w:val="22"/>
-          <w:rtl w:val="0"/>
-        </w:rPr>
-        <w:t xml:space="preserve"> Ensure privacy is respected across all business processes.</w:t>
-      </w:r>
-    </w:p>
-    <w:p>
-      <w:pPr>
-        <w:widowControl w:val="1"/>
-        <w:numPr>
-          <w:ilvl w:val="0"/>
-          <w:numId w:val="7"/>
-        </w:numPr>
-        <w:pBdr>
-          <w:top w:color="000000" w:space="0" w:sz="0" w:val="none"/>
-          <w:left w:color="000000" w:space="0" w:sz="0" w:val="none"/>
-          <w:bottom w:color="000000" w:space="0" w:sz="0" w:val="none"/>
-          <w:right w:color="000000" w:space="0" w:sz="0" w:val="none"/>
-          <w:between w:color="000000" w:space="0" w:sz="0" w:val="none"/>
-        </w:pBdr>
-        <w:spacing w:after="240" w:before="0" w:beforeAutospacing="0" w:line="259" w:lineRule="auto"/>
-        <w:ind w:left="720" w:hanging="360"/>
-        <w:rPr>
-          <w:rFonts w:ascii="Helvetica Neue" w:cs="Helvetica Neue" w:eastAsia="Helvetica Neue" w:hAnsi="Helvetica Neue"/>
-          <w:sz w:val="22"/>
-          <w:szCs w:val="22"/>
-        </w:rPr>
-      </w:pPr>
-      <w:r>
-        <w:rPr>
-          <w:rFonts w:ascii="Helvetica Neue" w:cs="Helvetica Neue" w:eastAsia="Helvetica Neue" w:hAnsi="Helvetica Neue"/>
-          <w:b w:val="1"/>
-          <w:sz w:val="22"/>
-          <w:szCs w:val="22"/>
-          <w:rtl w:val="0"/>
-        </w:rPr>
-        <w:t xml:space="preserve">Third-Party Vendors:</w:t>
-      </w:r>
-      <w:r>
-        <w:rPr>
-          <w:rFonts w:ascii="Helvetica Neue" w:cs="Helvetica Neue" w:eastAsia="Helvetica Neue" w:hAnsi="Helvetica Neue"/>
-          <w:sz w:val="22"/>
-          <w:szCs w:val="22"/>
-          <w:rtl w:val="0"/>
-        </w:rPr>
-        <w:t xml:space="preserve"> Handle employee data in line with Zediant’s contractual and compliance requirements.</w:t>
-      </w:r>
-    </w:p>
-    <w:p>
-      <w:pPr>
-        <w:pStyle w:val="Heading2"/>
-        <w:keepNext w:val="0"/>
-        <w:widowControl w:val="1"/>
-        <w:pBdr>
-          <w:top w:color="000000" w:space="0" w:sz="0" w:val="none"/>
-          <w:left w:color="000000" w:space="0" w:sz="0" w:val="none"/>
-          <w:bottom w:color="000000" w:space="0" w:sz="0" w:val="none"/>
-          <w:right w:color="000000" w:space="0" w:sz="0" w:val="none"/>
-          <w:between w:color="000000" w:space="0" w:sz="0" w:val="none"/>
-        </w:pBdr>
-        <w:spacing w:after="80" w:before="360" w:line="259" w:lineRule="auto"/>
-        <w:rPr>
-          <w:rFonts w:ascii="Helvetica Neue" w:cs="Helvetica Neue" w:eastAsia="Helvetica Neue" w:hAnsi="Helvetica Neue"/>
-          <w:i w:val="0"/>
-          <w:sz w:val="34"/>
-          <w:szCs w:val="34"/>
-        </w:rPr>
-      </w:pPr>
-      <w:bookmarkStart w:colFirst="0" w:colLast="0" w:name="_heading=h.83rq5qrtmf9k" w:id="10"/>
-      <w:bookmarkEnd w:id="10"/>
-      <w:r>
-        <w:rPr>
-          <w:rFonts w:ascii="Helvetica Neue" w:cs="Helvetica Neue" w:eastAsia="Helvetica Neue" w:hAnsi="Helvetica Neue"/>
-          <w:i w:val="0"/>
-          <w:sz w:val="34"/>
-          <w:szCs w:val="34"/>
-          <w:rtl w:val="0"/>
-        </w:rPr>
-        <w:t xml:space="preserve">11. Compliance and Enforcement</w:t>
-      </w:r>
-    </w:p>
-    <w:p>
-      <w:pPr>
-        <w:widowControl w:val="1"/>
-        <w:numPr>
-          <w:ilvl w:val="0"/>
-          <w:numId w:val="2"/>
-        </w:numPr>
-        <w:pBdr>
-          <w:top w:color="000000" w:space="0" w:sz="0" w:val="none"/>
-          <w:left w:color="000000" w:space="0" w:sz="0" w:val="none"/>
-          <w:bottom w:color="000000" w:space="0" w:sz="0" w:val="none"/>
-          <w:right w:color="000000" w:space="0" w:sz="0" w:val="none"/>
-          <w:between w:color="000000" w:space="0" w:sz="0" w:val="none"/>
-        </w:pBdr>
-        <w:spacing w:after="0" w:afterAutospacing="0" w:before="240" w:line="259" w:lineRule="auto"/>
-        <w:ind w:left="720" w:hanging="360"/>
-        <w:rPr>
-          <w:rFonts w:ascii="Helvetica Neue" w:cs="Helvetica Neue" w:eastAsia="Helvetica Neue" w:hAnsi="Helvetica Neue"/>
-          <w:sz w:val="22"/>
-          <w:szCs w:val="22"/>
-        </w:rPr>
-      </w:pPr>
-      <w:r>
-        <w:rPr>
-          <w:rFonts w:ascii="Helvetica Neue" w:cs="Helvetica Neue" w:eastAsia="Helvetica Neue" w:hAnsi="Helvetica Neue"/>
-          <w:sz w:val="22"/>
-          <w:szCs w:val="22"/>
-          <w:rtl w:val="0"/>
-        </w:rPr>
-        <w:t xml:space="preserve">This policy supports SOC 2 Type 2 requirements related to </w:t>
-      </w:r>
-      <w:r>
-        <w:rPr>
-          <w:rFonts w:ascii="Helvetica Neue" w:cs="Helvetica Neue" w:eastAsia="Helvetica Neue" w:hAnsi="Helvetica Neue"/>
-          <w:b w:val="1"/>
-          <w:sz w:val="22"/>
-          <w:szCs w:val="22"/>
-          <w:rtl w:val="0"/>
-        </w:rPr>
-        <w:t xml:space="preserve">Confidentiality and Privacy Trust Service Criteria (TSC)</w:t>
-      </w:r>
-      <w:r>
-        <w:rPr>
-          <w:rFonts w:ascii="Helvetica Neue" w:cs="Helvetica Neue" w:eastAsia="Helvetica Neue" w:hAnsi="Helvetica Neue"/>
-          <w:sz w:val="22"/>
-          <w:szCs w:val="22"/>
-          <w:rtl w:val="0"/>
-        </w:rPr>
-        <w:t xml:space="preserve">.</w:t>
-      </w:r>
-    </w:p>
-    <w:p>
-      <w:pPr>
-        <w:widowControl w:val="1"/>
-        <w:numPr>
-          <w:ilvl w:val="0"/>
-          <w:numId w:val="2"/>
-        </w:numPr>
-        <w:pBdr>
-          <w:top w:color="000000" w:space="0" w:sz="0" w:val="none"/>
-          <w:left w:color="000000" w:space="0" w:sz="0" w:val="none"/>
-          <w:bottom w:color="000000" w:space="0" w:sz="0" w:val="none"/>
-          <w:right w:color="000000" w:space="0" w:sz="0" w:val="none"/>
-          <w:between w:color="000000" w:space="0" w:sz="0" w:val="none"/>
-        </w:pBdr>
-        <w:spacing w:after="0" w:afterAutospacing="0" w:before="0" w:beforeAutospacing="0" w:line="259" w:lineRule="auto"/>
-        <w:ind w:left="720" w:hanging="360"/>
-        <w:rPr>
-          <w:rFonts w:ascii="Helvetica Neue" w:cs="Helvetica Neue" w:eastAsia="Helvetica Neue" w:hAnsi="Helvetica Neue"/>
-          <w:sz w:val="22"/>
-          <w:szCs w:val="22"/>
-        </w:rPr>
-      </w:pPr>
-      <w:r>
-        <w:rPr>
-          <w:rFonts w:ascii="Helvetica Neue" w:cs="Helvetica Neue" w:eastAsia="Helvetica Neue" w:hAnsi="Helvetica Neue"/>
-          <w:sz w:val="22"/>
-          <w:szCs w:val="22"/>
-          <w:rtl w:val="0"/>
-        </w:rPr>
-        <w:t xml:space="preserve">Non-compliance may result in disciplinary action, access restrictions, or termination of employment/contract.</w:t>
-      </w:r>
-    </w:p>
-    <w:p>
-      <w:pPr>
-        <w:widowControl w:val="1"/>
-        <w:numPr>
-          <w:ilvl w:val="0"/>
-          <w:numId w:val="2"/>
-        </w:numPr>
-        <w:pBdr>
-          <w:top w:color="000000" w:space="0" w:sz="0" w:val="none"/>
-          <w:left w:color="000000" w:space="0" w:sz="0" w:val="none"/>
-          <w:bottom w:color="000000" w:space="0" w:sz="0" w:val="none"/>
-          <w:right w:color="000000" w:space="0" w:sz="0" w:val="none"/>
-          <w:between w:color="000000" w:space="0" w:sz="0" w:val="none"/>
-        </w:pBdr>
-        <w:spacing w:after="240" w:before="0" w:beforeAutospacing="0" w:line="259" w:lineRule="auto"/>
-        <w:ind w:left="720" w:hanging="360"/>
-        <w:rPr>
-          <w:rFonts w:ascii="Helvetica Neue" w:cs="Helvetica Neue" w:eastAsia="Helvetica Neue" w:hAnsi="Helvetica Neue"/>
-          <w:sz w:val="22"/>
-          <w:szCs w:val="22"/>
-        </w:rPr>
-      </w:pPr>
-      <w:r>
-        <w:rPr>
-          <w:rFonts w:ascii="Helvetica Neue" w:cs="Helvetica Neue" w:eastAsia="Helvetica Neue" w:hAnsi="Helvetica Neue"/>
-          <w:sz w:val="22"/>
-          <w:szCs w:val="22"/>
-          <w:rtl w:val="0"/>
-        </w:rPr>
-        <w:t xml:space="preserve">Annual reviews will ensure the policy remains current with laws, business practices, and SOC 2 controls.</w:t>
-      </w:r>
-    </w:p>
-    <w:p>
-      <w:pPr>
-        <w:widowControl w:val="1"/>
-        <w:pBdr>
-          <w:top w:color="000000" w:space="0" w:sz="0" w:val="none"/>
-          <w:left w:color="000000" w:space="0" w:sz="0" w:val="none"/>
-          <w:bottom w:color="000000" w:space="0" w:sz="0" w:val="none"/>
-          <w:right w:color="000000" w:space="0" w:sz="0" w:val="none"/>
-          <w:between w:color="000000" w:space="0" w:sz="0" w:val="none"/>
-        </w:pBdr>
-        <w:spacing w:after="240" w:before="240" w:line="259" w:lineRule="auto"/>
-        <w:rPr>
-          <w:rFonts w:ascii="Helvetica Neue" w:cs="Helvetica Neue" w:eastAsia="Helvetica Neue" w:hAnsi="Helvetica Neue"/>
-          <w:sz w:val="22"/>
-          <w:szCs w:val="22"/>
-        </w:rPr>
-      </w:pPr>
-      <w:r>
-        <w:rPr>
-          <w:rtl w:val="0"/>
-        </w:rPr>
-      </w:r>
-    </w:p>
-    <w:p>
-      <w:pPr>
-        <w:widowControl w:val="1"/>
-        <w:pBdr>
-          <w:top w:color="000000" w:space="0" w:sz="0" w:val="none"/>
-          <w:left w:color="000000" w:space="0" w:sz="0" w:val="none"/>
-          <w:bottom w:color="000000" w:space="0" w:sz="0" w:val="none"/>
-          <w:right w:color="000000" w:space="0" w:sz="0" w:val="none"/>
-          <w:between w:color="000000" w:space="0" w:sz="0" w:val="none"/>
-        </w:pBdr>
-        <w:spacing w:after="240" w:before="240" w:line="259" w:lineRule="auto"/>
-        <w:rPr>
-          <w:rFonts w:ascii="Helvetica Neue" w:cs="Helvetica Neue" w:eastAsia="Helvetica Neue" w:hAnsi="Helvetica Neue"/>
-          <w:sz w:val="22"/>
-          <w:szCs w:val="22"/>
-        </w:rPr>
-      </w:pPr>
-      <w:r>
-        <w:rPr>
-          <w:rtl w:val="0"/>
-        </w:rPr>
-      </w:r>
-    </w:p>
-    <w:p>
-      <w:pPr>
-        <w:widowControl w:val="1"/>
-        <w:pBdr>
-          <w:top w:color="000000" w:space="0" w:sz="0" w:val="none"/>
-          <w:left w:color="000000" w:space="0" w:sz="0" w:val="none"/>
-          <w:bottom w:color="000000" w:space="0" w:sz="0" w:val="none"/>
-          <w:right w:color="000000" w:space="0" w:sz="0" w:val="none"/>
-          <w:between w:color="000000" w:space="0" w:sz="0" w:val="none"/>
-        </w:pBdr>
-        <w:spacing w:after="240" w:before="240" w:line="259" w:lineRule="auto"/>
-        <w:rPr>
-          <w:rFonts w:ascii="Helvetica Neue" w:cs="Helvetica Neue" w:eastAsia="Helvetica Neue" w:hAnsi="Helvetica Neue"/>
-          <w:sz w:val="22"/>
-          <w:szCs w:val="22"/>
-        </w:rPr>
-      </w:pPr>
-      <w:r>
-        <w:rPr>
-          <w:rtl w:val="0"/>
-        </w:rPr>
-      </w:r>
-    </w:p>
-    <w:p>
-      <w:pPr>
-        <w:widowControl w:val="1"/>
-        <w:spacing w:after="0" w:line="240" w:lineRule="auto"/>
-        <w:jc w:val="both"/>
-        <w:rPr/>
-      </w:pPr>
-      <w:r>
-        <w:rPr>
-          <w:rtl w:val="0"/>
-        </w:rPr>
+        <w:t>Approval name, role, signature/record reference, and approval date must be completed by authorized personnel after substantive review. This draft is not evidence of approval or operation during the audit period.</w:t>
       </w:r>
     </w:p>
     <w:sectPr>

--- a/Soc2Type2-chatgpt/Review_Output_2026-10-12_Final/01_Reviewed_Policies/38 - Data Privacy Policy.docx
+++ b/Soc2Type2-chatgpt/Review_Output_2026-10-12_Final/01_Reviewed_Policies/38 - Data Privacy Policy.docx
@@ -3,18 +3,6 @@
 <w:document xmlns:mc="http://schemas.openxmlformats.org/markup-compatibility/2006" xmlns:o="urn:schemas-microsoft-com:office:office" xmlns:r="http://schemas.openxmlformats.org/officeDocument/2006/relationships" xmlns:m="http://schemas.openxmlformats.org/officeDocument/2006/math" xmlns:v="urn:schemas-microsoft-com:vml" xmlns:wp="http://schemas.openxmlformats.org/drawingml/2006/wordprocessingDrawing" xmlns:w10="urn:schemas-microsoft-com:office:word" xmlns:w="http://schemas.openxmlformats.org/wordprocessingml/2006/main" xmlns:wne="http://schemas.microsoft.com/office/word/2006/wordml" xmlns:sl="http://schemas.openxmlformats.org/schemaLibrary/2006/main" xmlns:a="http://schemas.openxmlformats.org/drawingml/2006/main" xmlns:pic="http://schemas.openxmlformats.org/drawingml/2006/picture" xmlns:c="http://schemas.openxmlformats.org/drawingml/2006/chart" xmlns:lc="http://schemas.openxmlformats.org/drawingml/2006/lockedCanvas" xmlns:dgm="http://schemas.openxmlformats.org/drawingml/2006/diagram" xmlns:wps="http://schemas.microsoft.com/office/word/2010/wordprocessingShape" xmlns:wpg="http://schemas.microsoft.com/office/word/2010/wordprocessingGroup" xmlns:w14="http://schemas.microsoft.com/office/word/2010/wordml" xmlns:w15="http://schemas.microsoft.com/office/word/2012/wordml" xmlns:w16="http://schemas.microsoft.com/office/word/2018/wordml" xmlns:w16cex="http://schemas.microsoft.com/office/word/2018/wordml/cex" xmlns:w16cid="http://schemas.microsoft.com/office/word/2016/wordml/cid" xmlns="http://schemas.microsoft.com/office/tasks/2019/documenttasks" xmlns:cr="http://schemas.microsoft.com/office/comments/2020/reactions">
   <w:background w:color="FFFFFF"/>
   <w:body>
-    <w:p>
-      <w:pPr>
-        <w:jc w:val="center"/>
-      </w:pPr>
-      <w:r>
-        <w:rPr>
-          <w:b/>
-          <w:sz w:val="18"/>
-        </w:rPr>
-        <w:t>DRAFT — OWNER VALIDATION AND AUTHORIZED APPROVAL REQUIRED</w:t>
-      </w:r>
-    </w:p>
     <w:p>
       <w:pPr>
         <w:pStyle w:val="Title"/>
@@ -41,7 +29,10 @@
           </w:tcPr>
           <w:p>
             <w:r>
-              <w:t>Document owner</w:t>
+              <w:rPr>
+                <w:sz w:val="18"/>
+              </w:rPr>
+              <w:t>Policy Document ID</w:t>
             </w:r>
           </w:p>
         </w:tc>
@@ -51,7 +42,10 @@
           </w:tcPr>
           <w:p>
             <w:r>
-              <w:t>Assign by management</w:t>
+              <w:rPr>
+                <w:sz w:val="18"/>
+              </w:rPr>
+              <w:t>ZED-POL-38</w:t>
             </w:r>
           </w:p>
         </w:tc>
@@ -63,7 +57,10 @@
           </w:tcPr>
           <w:p>
             <w:r>
-              <w:t>Version</w:t>
+              <w:rPr>
+                <w:sz w:val="18"/>
+              </w:rPr>
+              <w:t>Document Version</w:t>
             </w:r>
           </w:p>
         </w:tc>
@@ -73,7 +70,10 @@
           </w:tcPr>
           <w:p>
             <w:r>
-              <w:t>Assign after review</w:t>
+              <w:rPr>
+                <w:sz w:val="18"/>
+              </w:rPr>
+              <w:t>v2.0 (Renewal 2025–2026)</w:t>
             </w:r>
           </w:p>
         </w:tc>
@@ -85,7 +85,10 @@
           </w:tcPr>
           <w:p>
             <w:r>
-              <w:t>Effective date</w:t>
+              <w:rPr>
+                <w:sz w:val="18"/>
+              </w:rPr>
+              <w:t>Last Review Date</w:t>
             </w:r>
           </w:p>
         </w:tc>
@@ -95,7 +98,7 @@
           </w:tcPr>
           <w:p>
             <w:r>
-              <w:t>Enter actual authorized date; do not backdate</w:t>
+              <w:t>October 1, 2025</w:t>
             </w:r>
           </w:p>
         </w:tc>
@@ -107,7 +110,10 @@
           </w:tcPr>
           <w:p>
             <w:r>
-              <w:t>Approved by</w:t>
+              <w:rPr>
+                <w:sz w:val="18"/>
+              </w:rPr>
+              <w:t>Approval Authority / Status</w:t>
             </w:r>
           </w:p>
         </w:tc>
@@ -117,7 +123,38 @@
           </w:tcPr>
           <w:p>
             <w:r>
-              <w:t>Authorized approver to complete</w:t>
+              <w:rPr>
+                <w:sz w:val="18"/>
+              </w:rPr>
+              <w:t>Chief Information Security Officer (CISO) &amp; Management; authorized approval to be recorded</w:t>
+            </w:r>
+          </w:p>
+        </w:tc>
+      </w:tr>
+      <w:tr>
+        <w:tc>
+          <w:tcPr>
+            <w:tcW w:type="dxa" w:w="4961"/>
+          </w:tcPr>
+          <w:p>
+            <w:r>
+              <w:rPr>
+                <w:sz w:val="18"/>
+              </w:rPr>
+              <w:t>Classification</w:t>
+            </w:r>
+          </w:p>
+        </w:tc>
+        <w:tc>
+          <w:tcPr>
+            <w:tcW w:type="dxa" w:w="4961"/>
+          </w:tcPr>
+          <w:p>
+            <w:r>
+              <w:rPr>
+                <w:sz w:val="18"/>
+              </w:rPr>
+              <w:t>Confidential – Internal &amp; Authorized Auditor Access Only</w:t>
             </w:r>
           </w:p>
         </w:tc>
